--- a/public/docs/saas-buildout/founding-ten/onboarding/PHASE_2_TENANT_DEPLOYMENT_CHECKLIST.docx
+++ b/public/docs/saas-buildout/founding-ten/onboarding/PHASE_2_TENANT_DEPLOYMENT_CHECKLIST.docx
@@ -2,7 +2,7 @@
 <file path=word/document.xml><?xml version="1.0" encoding="utf-8"?>
 <w:document xmlns:w="http://schemas.openxmlformats.org/wordprocessingml/2006/main" xmlns:m="http://schemas.openxmlformats.org/officeDocument/2006/math" xmlns:r="http://schemas.openxmlformats.org/officeDocument/2006/relationships" xmlns:o="urn:schemas-microsoft-com:office:office" xmlns:v="urn:schemas-microsoft-com:vml" xmlns:w10="urn:schemas-microsoft-com:office:word" xmlns:a="http://schemas.openxmlformats.org/drawingml/2006/main" xmlns:pic="http://schemas.openxmlformats.org/drawingml/2006/picture" xmlns:wp="http://schemas.openxmlformats.org/drawingml/2006/wordprocessingDrawing">
   <w:body>
-    <w:bookmarkStart w:id="27" w:name="phase-2-tenant-deployment-checklist"/>
+    <w:bookmarkStart w:id="28" w:name="phase-2-tenant-deployment-checklist"/>
     <w:p>
       <w:pPr>
         <w:pStyle w:val="Heading1"/>
@@ -681,134 +681,13 @@
         </w:pict>
       </w:r>
     </w:p>
-    <w:bookmarkStart w:id="10" w:name="pre-flight"/>
+    <w:bookmarkStart w:id="10" w:name="X7a59a722d3ddc7bfc0780c49cdddee8c8b619e5"/>
     <w:p>
       <w:pPr>
         <w:pStyle w:val="Heading2"/>
       </w:pPr>
       <w:r>
-        <w:t xml:space="preserve">Pre-flight</w:t>
-      </w:r>
-    </w:p>
-    <w:p>
-      <w:pPr>
-        <w:pStyle w:val="Compact"/>
-        <w:numPr>
-          <w:ilvl w:val="0"/>
-          <w:numId w:val="1001"/>
-        </w:numPr>
-      </w:pPr>
-      <w:r>
-        <w:t xml:space="preserve">Tenant signed the licence agreement + paid setup deposit (per PARTNER_JOURNEY Stage 3)</w:t>
-      </w:r>
-    </w:p>
-    <w:p>
-      <w:pPr>
-        <w:pStyle w:val="Compact"/>
-        <w:numPr>
-          <w:ilvl w:val="0"/>
-          <w:numId w:val="1002"/>
-        </w:numPr>
-      </w:pPr>
-      <w:r>
-        <w:t xml:space="preserve">Business name locked (used as</w:t>
-      </w:r>
-      <w:r>
-        <w:t xml:space="preserve"> </w:t>
-      </w:r>
-      <w:r>
-        <w:rPr>
-          <w:rStyle w:val="VerbatimChar"/>
-        </w:rPr>
-        <w:t xml:space="preserve">brand.name</w:t>
-      </w:r>
-      <w:r>
-        <w:t xml:space="preserve"> </w:t>
-      </w:r>
-      <w:r>
-        <w:t xml:space="preserve">+ auto-derived</w:t>
-      </w:r>
-      <w:r>
-        <w:t xml:space="preserve"> </w:t>
-      </w:r>
-      <w:r>
-        <w:rPr>
-          <w:rStyle w:val="VerbatimChar"/>
-        </w:rPr>
-        <w:t xml:space="preserve">tenantId</w:t>
-      </w:r>
-      <w:r>
-        <w:t xml:space="preserve">)</w:t>
-      </w:r>
-    </w:p>
-    <w:p>
-      <w:pPr>
-        <w:pStyle w:val="Compact"/>
-        <w:numPr>
-          <w:ilvl w:val="0"/>
-          <w:numId w:val="1003"/>
-        </w:numPr>
-      </w:pPr>
-      <w:r>
-        <w:t xml:space="preserve">Modality confirmed (strength or yoga — the built modality packs)</w:t>
-      </w:r>
-    </w:p>
-    <w:p>
-      <w:pPr>
-        <w:pStyle w:val="Compact"/>
-        <w:numPr>
-          <w:ilvl w:val="0"/>
-          <w:numId w:val="1004"/>
-        </w:numPr>
-      </w:pPr>
-      <w:r>
-        <w:t xml:space="preserve">Brand assets in hand: logo (light + dark), accent color hex, tagline</w:t>
-      </w:r>
-    </w:p>
-    <w:p>
-      <w:pPr>
-        <w:pStyle w:val="Compact"/>
-        <w:numPr>
-          <w:ilvl w:val="0"/>
-          <w:numId w:val="1005"/>
-        </w:numPr>
-      </w:pPr>
-      <w:r>
-        <w:t xml:space="preserve">Domain: owned + DNS access confirmed</w:t>
-      </w:r>
-    </w:p>
-    <w:p>
-      <w:pPr>
-        <w:pStyle w:val="Compact"/>
-        <w:numPr>
-          <w:ilvl w:val="0"/>
-          <w:numId w:val="1006"/>
-        </w:numPr>
-      </w:pPr>
-      <w:r>
-        <w:t xml:space="preserve">Stripe account created for their business (separate from BR Stripe)</w:t>
-      </w:r>
-    </w:p>
-    <w:p>
-      <w:pPr>
-        <w:pStyle w:val="Compact"/>
-        <w:numPr>
-          <w:ilvl w:val="0"/>
-          <w:numId w:val="1007"/>
-        </w:numPr>
-      </w:pPr>
-      <w:r>
-        <w:t xml:space="preserve">Resend account configured with their sending domain (DKIM/SPF verified)</w:t>
-      </w:r>
-    </w:p>
-    <w:bookmarkEnd w:id="10"/>
-    <w:bookmarkStart w:id="11" w:name="step-1-provision-the-tenant"/>
-    <w:p>
-      <w:pPr>
-        <w:pStyle w:val="Heading2"/>
-      </w:pPr>
-      <w:r>
-        <w:t xml:space="preserve">Step 1 · Provision the tenant</w:t>
+        <w:t xml:space="preserve">Wk 27 shipping update (2026-07-04 → 2026-07-05)</w:t>
       </w:r>
     </w:p>
     <w:p>
@@ -820,112 +699,141 @@
           <w:b/>
           <w:bCs/>
         </w:rPr>
-        <w:t xml:space="preserve">Option A · Self-serve via /signup form (fastest)</w:t>
-      </w:r>
-    </w:p>
-    <w:p>
-      <w:pPr>
-        <w:pStyle w:val="Compact"/>
-        <w:numPr>
-          <w:ilvl w:val="0"/>
-          <w:numId w:val="1008"/>
-        </w:numPr>
-      </w:pPr>
-      <w:r>
-        <w:t xml:space="preserve">Direct tenant to</w:t>
-      </w:r>
-      <w:r>
-        <w:t xml:space="preserve"> </w:t>
-      </w:r>
-      <w:r>
-        <w:rPr>
-          <w:rStyle w:val="VerbatimChar"/>
-        </w:rPr>
-        <w:t xml:space="preserve">https://bodyrecode.au/signup</w:t>
-      </w:r>
-    </w:p>
-    <w:p>
-      <w:pPr>
-        <w:pStyle w:val="Compact"/>
-        <w:numPr>
-          <w:ilvl w:val="0"/>
-          <w:numId w:val="1008"/>
-        </w:numPr>
-      </w:pPr>
-      <w:r>
-        <w:t xml:space="preserve">Fill in: full name, business name, email, password, modality</w:t>
-      </w:r>
-    </w:p>
-    <w:p>
-      <w:pPr>
-        <w:pStyle w:val="Compact"/>
-        <w:numPr>
-          <w:ilvl w:val="0"/>
-          <w:numId w:val="1008"/>
-        </w:numPr>
-      </w:pPr>
-      <w:r>
-        <w:t xml:space="preserve">Optional: custom tenant slug (auto-derived if blank)</w:t>
-      </w:r>
-    </w:p>
-    <w:p>
-      <w:pPr>
-        <w:pStyle w:val="Compact"/>
-        <w:numPr>
-          <w:ilvl w:val="0"/>
-          <w:numId w:val="1008"/>
-        </w:numPr>
-      </w:pPr>
-      <w:r>
-        <w:t xml:space="preserve">Submit → API creates auth user + tenant_config row with default values</w:t>
-      </w:r>
-    </w:p>
-    <w:p>
-      <w:pPr>
-        <w:pStyle w:val="Compact"/>
-        <w:numPr>
-          <w:ilvl w:val="0"/>
-          <w:numId w:val="1008"/>
-        </w:numPr>
-      </w:pPr>
-      <w:r>
-        <w:t xml:space="preserve">Confirmation screen shows their</w:t>
-      </w:r>
-      <w:r>
-        <w:t xml:space="preserve"> </w:t>
-      </w:r>
-      <w:r>
-        <w:rPr>
-          <w:rStyle w:val="VerbatimChar"/>
-        </w:rPr>
-        <w:t xml:space="preserve">tenantId</w:t>
-      </w:r>
-      <w:r>
-        <w:t xml:space="preserve"> </w:t>
-      </w:r>
-      <w:r>
+        <w:t xml:space="preserve">2026-07-04 Speed-to-lead SMS pipeline (commit</w:t>
+      </w:r>
+      <w:r>
+        <w:rPr>
+          <w:b/>
+          <w:bCs/>
+        </w:rPr>
+        <w:t xml:space="preserve"> </w:t>
+      </w:r>
+      <w:r>
+        <w:rPr>
+          <w:rStyle w:val="VerbatimChar"/>
+          <w:b/>
+          <w:bCs/>
+        </w:rPr>
+        <w:t xml:space="preserve">283e0932</w:t>
+      </w:r>
+      <w:r>
+        <w:rPr>
+          <w:b/>
+          <w:bCs/>
+        </w:rPr>
+        <w:t xml:space="preserve"> </w:t>
+      </w:r>
+      <w:r>
+        <w:rPr>
+          <w:b/>
+          <w:bCs/>
+        </w:rPr>
         <w:t xml:space="preserve">+</w:t>
       </w:r>
       <w:r>
-        <w:t xml:space="preserve"> </w:t>
-      </w:r>
-      <w:r>
-        <w:rPr>
-          <w:rStyle w:val="VerbatimChar"/>
-        </w:rPr>
-        <w:t xml:space="preserve">coachId</w:t>
-      </w:r>
-    </w:p>
-    <w:p>
-      <w:pPr>
-        <w:pStyle w:val="FirstParagraph"/>
-      </w:pPr>
-      <w:r>
-        <w:rPr>
-          <w:b/>
-          <w:bCs/>
-        </w:rPr>
-        <w:t xml:space="preserve">Option B · Manual SQL provisioning (for special cases)</w:t>
+        <w:rPr>
+          <w:b/>
+          <w:bCs/>
+        </w:rPr>
+        <w:t xml:space="preserve"> </w:t>
+      </w:r>
+      <w:r>
+        <w:rPr>
+          <w:rStyle w:val="VerbatimChar"/>
+          <w:b/>
+          <w:bCs/>
+        </w:rPr>
+        <w:t xml:space="preserve">6df4da3c</w:t>
+      </w:r>
+      <w:r>
+        <w:rPr>
+          <w:b/>
+          <w:bCs/>
+        </w:rPr>
+        <w:t xml:space="preserve"> </w:t>
+      </w:r>
+      <w:r>
+        <w:rPr>
+          <w:b/>
+          <w:bCs/>
+        </w:rPr>
+        <w:t xml:space="preserve">+</w:t>
+      </w:r>
+      <w:r>
+        <w:rPr>
+          <w:b/>
+          <w:bCs/>
+        </w:rPr>
+        <w:t xml:space="preserve"> </w:t>
+      </w:r>
+      <w:r>
+        <w:rPr>
+          <w:rStyle w:val="VerbatimChar"/>
+          <w:b/>
+          <w:bCs/>
+        </w:rPr>
+        <w:t xml:space="preserve">a52c2afc</w:t>
+      </w:r>
+      <w:r>
+        <w:rPr>
+          <w:b/>
+          <w:bCs/>
+        </w:rPr>
+        <w:t xml:space="preserve">).</w:t>
+      </w:r>
+      <w:r>
+        <w:t xml:space="preserve"> </w:t>
+      </w:r>
+      <w:r>
+        <w:t xml:space="preserve">Aussie Spam Act 2003 compliant SMS pipeline triggered on scorecard completion, challenge enrolment, and waitlist join. Opt-in guarded, frequency capped (1/24h + 3/7d), AEST-window aware. STOP handling via</w:t>
+      </w:r>
+      <w:r>
+        <w:t xml:space="preserve"> </w:t>
+      </w:r>
+      <w:r>
+        <w:rPr>
+          <w:rStyle w:val="VerbatimChar"/>
+        </w:rPr>
+        <w:t xml:space="preserve">/api/webhooks/twilio/inbound</w:t>
+      </w:r>
+      <w:r>
+        <w:t xml:space="preserve">. Dashboard at</w:t>
+      </w:r>
+      <w:r>
+        <w:t xml:space="preserve"> </w:t>
+      </w:r>
+      <w:r>
+        <w:rPr>
+          <w:rStyle w:val="VerbatimChar"/>
+        </w:rPr>
+        <w:t xml:space="preserve">/dashboard/sms</w:t>
+      </w:r>
+      <w:r>
+        <w:t xml:space="preserve">. Templates read from</w:t>
+      </w:r>
+      <w:r>
+        <w:t xml:space="preserve"> </w:t>
+      </w:r>
+      <w:r>
+        <w:rPr>
+          <w:rStyle w:val="VerbatimChar"/>
+        </w:rPr>
+        <w:t xml:space="preserve">coach()</w:t>
+      </w:r>
+      <w:r>
+        <w:t xml:space="preserve">/</w:t>
+      </w:r>
+      <w:r>
+        <w:rPr>
+          <w:rStyle w:val="VerbatimChar"/>
+        </w:rPr>
+        <w:t xml:space="preserve">brand()</w:t>
+      </w:r>
+      <w:r>
+        <w:t xml:space="preserve"> </w:t>
+      </w:r>
+      <w:r>
+        <w:t xml:space="preserve">for tenant-aware voice.</w:t>
       </w:r>
     </w:p>
     <w:p>
@@ -933,34 +841,788 @@
         <w:pStyle w:val="BodyText"/>
       </w:pPr>
       <w:r>
-        <w:t xml:space="preserve">Use the seed template at</w:t>
-      </w:r>
-      <w:r>
-        <w:t xml:space="preserve"> </w:t>
-      </w:r>
-      <w:r>
-        <w:rPr>
-          <w:rStyle w:val="VerbatimChar"/>
-        </w:rPr>
-        <w:t xml:space="preserve">~/Dropbox/01_BODY_RECODE/06_SAAS_PLATFORM_BUILD/sql/TENANT_SEED_TEMPLATE.sql</w:t>
-      </w:r>
-      <w:r>
-        <w:t xml:space="preserve"> </w:t>
-      </w:r>
-      <w:r>
-        <w:t xml:space="preserve">— replace the placeholder values with the tenant’s data + run via</w:t>
-      </w:r>
-      <w:r>
-        <w:t xml:space="preserve"> </w:t>
-      </w:r>
-      <w:r>
-        <w:rPr>
-          <w:rStyle w:val="VerbatimChar"/>
-        </w:rPr>
-        <w:t xml:space="preserve">supabase db query --linked</w:t>
+        <w:rPr>
+          <w:b/>
+          <w:bCs/>
+        </w:rPr>
+        <w:t xml:space="preserve">2026-07-05 Per-tenant Twilio Subaccount routing (commit</w:t>
+      </w:r>
+      <w:r>
+        <w:rPr>
+          <w:b/>
+          <w:bCs/>
+        </w:rPr>
+        <w:t xml:space="preserve"> </w:t>
+      </w:r>
+      <w:r>
+        <w:rPr>
+          <w:rStyle w:val="VerbatimChar"/>
+          <w:b/>
+          <w:bCs/>
+        </w:rPr>
+        <w:t xml:space="preserve">f1bdd32f</w:t>
+      </w:r>
+      <w:r>
+        <w:rPr>
+          <w:b/>
+          <w:bCs/>
+        </w:rPr>
+        <w:t xml:space="preserve">).</w:t>
+      </w:r>
+      <w:r>
+        <w:t xml:space="preserve"> </w:t>
+      </w:r>
+      <w:r>
+        <w:rPr>
+          <w:rStyle w:val="VerbatimChar"/>
+        </w:rPr>
+        <w:t xml:space="preserve">sendSms()</w:t>
+      </w:r>
+      <w:r>
+        <w:t xml:space="preserve"> </w:t>
+      </w:r>
+      <w:r>
+        <w:t xml:space="preserve">reads</w:t>
+      </w:r>
+      <w:r>
+        <w:t xml:space="preserve"> </w:t>
+      </w:r>
+      <w:r>
+        <w:rPr>
+          <w:rStyle w:val="VerbatimChar"/>
+        </w:rPr>
+        <w:t xml:space="preserve">licence.twilioSubaccountSid</w:t>
+      </w:r>
+      <w:r>
+        <w:t xml:space="preserve"> </w:t>
+      </w:r>
+      <w:r>
+        <w:t xml:space="preserve">+</w:t>
+      </w:r>
+      <w:r>
+        <w:t xml:space="preserve"> </w:t>
+      </w:r>
+      <w:r>
+        <w:rPr>
+          <w:rStyle w:val="VerbatimChar"/>
+        </w:rPr>
+        <w:t xml:space="preserve">licence.twilioMessagingServiceSid</w:t>
+      </w:r>
+      <w:r>
+        <w:t xml:space="preserve"> </w:t>
+      </w:r>
+      <w:r>
+        <w:t xml:space="preserve">from tenant config; routes SMS through the tenant’s own AU number when set. Falls back to platform Twilio otherwise. Founding-Ten scale onwards — inbound webhook routing still shared for now.</w:t>
+      </w:r>
+    </w:p>
+    <w:p>
+      <w:pPr>
+        <w:pStyle w:val="BodyText"/>
+      </w:pPr>
+      <w:r>
+        <w:rPr>
+          <w:b/>
+          <w:bCs/>
+        </w:rPr>
+        <w:t xml:space="preserve">2026-07-05 Purchase + no-show SMS triggers (commit</w:t>
+      </w:r>
+      <w:r>
+        <w:rPr>
+          <w:b/>
+          <w:bCs/>
+        </w:rPr>
+        <w:t xml:space="preserve"> </w:t>
+      </w:r>
+      <w:r>
+        <w:rPr>
+          <w:rStyle w:val="VerbatimChar"/>
+          <w:b/>
+          <w:bCs/>
+        </w:rPr>
+        <w:t xml:space="preserve">f6fee35c</w:t>
+      </w:r>
+      <w:r>
+        <w:rPr>
+          <w:b/>
+          <w:bCs/>
+        </w:rPr>
+        <w:t xml:space="preserve">).</w:t>
+      </w:r>
+      <w:r>
+        <w:t xml:space="preserve"> </w:t>
+      </w:r>
+      <w:r>
+        <w:t xml:space="preserve">Extends speed-to-lead: Stripe report checkout fires</w:t>
+      </w:r>
+      <w:r>
+        <w:t xml:space="preserve"> </w:t>
+      </w:r>
+      <w:r>
+        <w:rPr>
+          <w:rStyle w:val="VerbatimChar"/>
+        </w:rPr>
+        <w:t xml:space="preserve">purchase/report</w:t>
+      </w:r>
+      <w:r>
+        <w:t xml:space="preserve"> </w:t>
+      </w:r>
+      <w:r>
+        <w:t xml:space="preserve">with 30s delay to SMS;</w:t>
+      </w:r>
+      <w:r>
+        <w:t xml:space="preserve"> </w:t>
+      </w:r>
+      <w:r>
+        <w:rPr>
+          <w:rStyle w:val="VerbatimChar"/>
+        </w:rPr>
+        <w:t xml:space="preserve">/api/leads/[id]/send-booking-confirmation</w:t>
+      </w:r>
+      <w:r>
+        <w:t xml:space="preserve"> </w:t>
+      </w:r>
+      <w:r>
+        <w:t xml:space="preserve">fires</w:t>
+      </w:r>
+      <w:r>
+        <w:t xml:space="preserve"> </w:t>
+      </w:r>
+      <w:r>
+        <w:rPr>
+          <w:rStyle w:val="VerbatimChar"/>
+        </w:rPr>
+        <w:t xml:space="preserve">booking/scheduled</w:t>
+      </w:r>
+      <w:r>
+        <w:t xml:space="preserve"> </w:t>
+      </w:r>
+      <w:r>
+        <w:t xml:space="preserve">and Inngest sleeps until scheduled + 30 min then sends the no-show SMS if lead status is still</w:t>
+      </w:r>
+      <w:r>
+        <w:t xml:space="preserve"> </w:t>
+      </w:r>
+      <w:r>
+        <w:rPr>
+          <w:rStyle w:val="VerbatimChar"/>
+        </w:rPr>
+        <w:t xml:space="preserve">zoom_1_booked</w:t>
+      </w:r>
+      <w:r>
+        <w:t xml:space="preserve">. Function count 15 → 17.</w:t>
+      </w:r>
+    </w:p>
+    <w:p>
+      <w:pPr>
+        <w:pStyle w:val="BodyText"/>
+      </w:pPr>
+      <w:r>
+        <w:rPr>
+          <w:b/>
+          <w:bCs/>
+        </w:rPr>
+        <w:t xml:space="preserve">2026-07-05 Kade’s billing of partners v1 (commit</w:t>
+      </w:r>
+      <w:r>
+        <w:rPr>
+          <w:b/>
+          <w:bCs/>
+        </w:rPr>
+        <w:t xml:space="preserve"> </w:t>
+      </w:r>
+      <w:r>
+        <w:rPr>
+          <w:rStyle w:val="VerbatimChar"/>
+          <w:b/>
+          <w:bCs/>
+        </w:rPr>
+        <w:t xml:space="preserve">f5ca8424</w:t>
+      </w:r>
+      <w:r>
+        <w:rPr>
+          <w:b/>
+          <w:bCs/>
+        </w:rPr>
+        <w:t xml:space="preserve">).</w:t>
+      </w:r>
+      <w:r>
+        <w:t xml:space="preserve"> </w:t>
+      </w:r>
+      <w:r>
+        <w:t xml:space="preserve">Founding Partner Agreement §6 tracked.</w:t>
+      </w:r>
+      <w:r>
+        <w:t xml:space="preserve"> </w:t>
+      </w:r>
+      <w:r>
+        <w:rPr>
+          <w:rStyle w:val="VerbatimChar"/>
+        </w:rPr>
+        <w:t xml:space="preserve">licence.partnerBilling</w:t>
+      </w:r>
+      <w:r>
+        <w:t xml:space="preserve"> </w:t>
+      </w:r>
+      <w:r>
+        <w:t xml:space="preserve">extends tenant config with tier + locked prices + Stripe customer/sub + setup fee lifecycle. Monthly Inngest cron</w:t>
+      </w:r>
+      <w:r>
+        <w:t xml:space="preserve"> </w:t>
+      </w:r>
+      <w:r>
+        <w:rPr>
+          <w:rStyle w:val="VerbatimChar"/>
+        </w:rPr>
+        <w:t xml:space="preserve">partner-active-client-counter</w:t>
+      </w:r>
+      <w:r>
+        <w:t xml:space="preserve"> </w:t>
+      </w:r>
+      <w:r>
+        <w:t xml:space="preserve">computes Active Client counts per Agreement §1 definition (function count 17 → 18). Admin dashboard at</w:t>
+      </w:r>
+      <w:r>
+        <w:t xml:space="preserve"> </w:t>
+      </w:r>
+      <w:r>
+        <w:rPr>
+          <w:rStyle w:val="VerbatimChar"/>
+        </w:rPr>
+        <w:t xml:space="preserve">/dashboard/settings/partner-billing</w:t>
+      </w:r>
+      <w:r>
+        <w:t xml:space="preserve">. v1 is manual invoicing via Stripe dashboard; v2 auto-invoicing queued.</w:t>
+      </w:r>
+    </w:p>
+    <w:p>
+      <w:pPr>
+        <w:pStyle w:val="BodyText"/>
+      </w:pPr>
+      <w:r>
+        <w:rPr>
+          <w:b/>
+          <w:bCs/>
+        </w:rPr>
+        <w:t xml:space="preserve">2026-07-05 Founding Partner Agreement + IP Licence Deed v0.1 drafts (commit</w:t>
+      </w:r>
+      <w:r>
+        <w:rPr>
+          <w:b/>
+          <w:bCs/>
+        </w:rPr>
+        <w:t xml:space="preserve"> </w:t>
+      </w:r>
+      <w:r>
+        <w:rPr>
+          <w:rStyle w:val="VerbatimChar"/>
+          <w:b/>
+          <w:bCs/>
+        </w:rPr>
+        <w:t xml:space="preserve">c7416819</w:t>
+      </w:r>
+      <w:r>
+        <w:rPr>
+          <w:b/>
+          <w:bCs/>
+        </w:rPr>
+        <w:t xml:space="preserve">).</w:t>
+      </w:r>
+      <w:r>
+        <w:t xml:space="preserve"> </w:t>
+      </w:r>
+      <w:r>
+        <w:t xml:space="preserve">Full commercial contract (~10 pages, 17 clauses + 5 schedules) + companion IP licence executed as a deed (~6 pages, 11 clauses + 2 schedules) + cover note for Ange + README. Bundled to</w:t>
+      </w:r>
+      <w:r>
+        <w:t xml:space="preserve"> </w:t>
+      </w:r>
+      <w:r>
+        <w:rPr>
+          <w:rStyle w:val="VerbatimChar"/>
+        </w:rPr>
+        <w:t xml:space="preserve">public/docs/saas-buildout/founding-ten/legal/</w:t>
+      </w:r>
+      <w:r>
+        <w:t xml:space="preserve"> </w:t>
+      </w:r>
+      <w:r>
+        <w:t xml:space="preserve">in .md + .docx + SOT-branded .pdf. Awaiting legal review. Manifest step flipped to</w:t>
+      </w:r>
+      <w:r>
+        <w:t xml:space="preserve"> </w:t>
+      </w:r>
+      <w:r>
+        <w:rPr>
+          <w:rStyle w:val="VerbatimChar"/>
+        </w:rPr>
+        <w:t xml:space="preserve">in_progress</w:t>
       </w:r>
       <w:r>
         <w:t xml:space="preserve">.</w:t>
+      </w:r>
+    </w:p>
+    <w:p>
+      <w:pPr>
+        <w:pStyle w:val="BodyText"/>
+      </w:pPr>
+      <w:r>
+        <w:rPr>
+          <w:b/>
+          <w:bCs/>
+        </w:rPr>
+        <w:t xml:space="preserve">2026-07-05 Stripe callsite refactor pattern (commit</w:t>
+      </w:r>
+      <w:r>
+        <w:rPr>
+          <w:b/>
+          <w:bCs/>
+        </w:rPr>
+        <w:t xml:space="preserve"> </w:t>
+      </w:r>
+      <w:r>
+        <w:rPr>
+          <w:rStyle w:val="VerbatimChar"/>
+          <w:b/>
+          <w:bCs/>
+        </w:rPr>
+        <w:t xml:space="preserve">2b244252</w:t>
+      </w:r>
+      <w:r>
+        <w:rPr>
+          <w:b/>
+          <w:bCs/>
+        </w:rPr>
+        <w:t xml:space="preserve">).</w:t>
+      </w:r>
+      <w:r>
+        <w:t xml:space="preserve"> </w:t>
+      </w:r>
+      <w:r>
+        <w:rPr>
+          <w:rStyle w:val="VerbatimChar"/>
+        </w:rPr>
+        <w:t xml:space="preserve">createTenantAwareCheckoutSession()</w:t>
+      </w:r>
+      <w:r>
+        <w:t xml:space="preserve"> </w:t>
+      </w:r>
+      <w:r>
+        <w:t xml:space="preserve">helper wraps</w:t>
+      </w:r>
+      <w:r>
+        <w:t xml:space="preserve"> </w:t>
+      </w:r>
+      <w:r>
+        <w:rPr>
+          <w:rStyle w:val="VerbatimChar"/>
+        </w:rPr>
+        <w:t xml:space="preserve">stripe.checkout.sessions.create()</w:t>
+      </w:r>
+      <w:r>
+        <w:t xml:space="preserve"> </w:t>
+      </w:r>
+      <w:r>
+        <w:t xml:space="preserve">with tenant-aware routing (Direct Charges when</w:t>
+      </w:r>
+      <w:r>
+        <w:t xml:space="preserve"> </w:t>
+      </w:r>
+      <w:r>
+        <w:rPr>
+          <w:rStyle w:val="VerbatimChar"/>
+        </w:rPr>
+        <w:t xml:space="preserve">licence.stripeAccountId</w:t>
+      </w:r>
+      <w:r>
+        <w:t xml:space="preserve"> </w:t>
+      </w:r>
+      <w:r>
+        <w:t xml:space="preserve">active, platform otherwise). One representative low-risk callsite refactored (</w:t>
+      </w:r>
+      <w:r>
+        <w:rPr>
+          <w:rStyle w:val="VerbatimChar"/>
+        </w:rPr>
+        <w:t xml:space="preserve">send-commencement-fee</w:t>
+      </w:r>
+      <w:r>
+        <w:t xml:space="preserve">) as the reference. Remaining 14 callsites deliberately deferred to post-Funnel B launch — pattern is proven, execution is a per-callsite decision each carrying launch risk.</w:t>
+      </w:r>
+    </w:p>
+    <w:p>
+      <w:pPr>
+        <w:pStyle w:val="BodyText"/>
+      </w:pPr>
+      <w:r>
+        <w:rPr>
+          <w:b/>
+          <w:bCs/>
+        </w:rPr>
+        <w:t xml:space="preserve">2026-07-05 Doctrine parameters Mode A+ (commit</w:t>
+      </w:r>
+      <w:r>
+        <w:rPr>
+          <w:b/>
+          <w:bCs/>
+        </w:rPr>
+        <w:t xml:space="preserve"> </w:t>
+      </w:r>
+      <w:r>
+        <w:rPr>
+          <w:rStyle w:val="VerbatimChar"/>
+          <w:b/>
+          <w:bCs/>
+        </w:rPr>
+        <w:t xml:space="preserve">7f3bae5a</w:t>
+      </w:r>
+      <w:r>
+        <w:rPr>
+          <w:b/>
+          <w:bCs/>
+        </w:rPr>
+        <w:t xml:space="preserve"> </w:t>
+      </w:r>
+      <w:r>
+        <w:rPr>
+          <w:b/>
+          <w:bCs/>
+        </w:rPr>
+        <w:t xml:space="preserve">+</w:t>
+      </w:r>
+      <w:r>
+        <w:rPr>
+          <w:b/>
+          <w:bCs/>
+        </w:rPr>
+        <w:t xml:space="preserve"> </w:t>
+      </w:r>
+      <w:r>
+        <w:rPr>
+          <w:rStyle w:val="VerbatimChar"/>
+          <w:b/>
+          <w:bCs/>
+        </w:rPr>
+        <w:t xml:space="preserve">a6386b9f</w:t>
+      </w:r>
+      <w:r>
+        <w:rPr>
+          <w:b/>
+          <w:bCs/>
+        </w:rPr>
+        <w:t xml:space="preserve">).</w:t>
+      </w:r>
+      <w:r>
+        <w:t xml:space="preserve"> </w:t>
+      </w:r>
+      <w:r>
+        <w:t xml:space="preserve">Middle ground between Mode A (BR doctrine unchanged) and Mode B (method injection, post-Founding-Ten).</w:t>
+      </w:r>
+      <w:r>
+        <w:t xml:space="preserve"> </w:t>
+      </w:r>
+      <w:r>
+        <w:rPr>
+          <w:rStyle w:val="VerbatimChar"/>
+        </w:rPr>
+        <w:t xml:space="preserve">licence.doctrineParameters</w:t>
+      </w:r>
+      <w:r>
+        <w:t xml:space="preserve"> </w:t>
+      </w:r>
+      <w:r>
+        <w:t xml:space="preserve">extends tenant config with</w:t>
+      </w:r>
+      <w:r>
+        <w:t xml:space="preserve"> </w:t>
+      </w:r>
+      <w:r>
+        <w:rPr>
+          <w:rStyle w:val="VerbatimChar"/>
+        </w:rPr>
+        <w:t xml:space="preserve">voiceTone</w:t>
+      </w:r>
+      <w:r>
+        <w:t xml:space="preserve">,</w:t>
+      </w:r>
+      <w:r>
+        <w:t xml:space="preserve"> </w:t>
+      </w:r>
+      <w:r>
+        <w:rPr>
+          <w:rStyle w:val="VerbatimChar"/>
+        </w:rPr>
+        <w:t xml:space="preserve">bannedPhrases</w:t>
+      </w:r>
+      <w:r>
+        <w:t xml:space="preserve">,</w:t>
+      </w:r>
+      <w:r>
+        <w:t xml:space="preserve"> </w:t>
+      </w:r>
+      <w:r>
+        <w:rPr>
+          <w:rStyle w:val="VerbatimChar"/>
+        </w:rPr>
+        <w:t xml:space="preserve">terminologySubstitutions</w:t>
+      </w:r>
+      <w:r>
+        <w:t xml:space="preserve">,</w:t>
+      </w:r>
+      <w:r>
+        <w:t xml:space="preserve"> </w:t>
+      </w:r>
+      <w:r>
+        <w:rPr>
+          <w:rStyle w:val="VerbatimChar"/>
+        </w:rPr>
+        <w:t xml:space="preserve">checkinCoachingGuidance</w:t>
+      </w:r>
+      <w:r>
+        <w:t xml:space="preserve">,</w:t>
+      </w:r>
+      <w:r>
+        <w:t xml:space="preserve"> </w:t>
+      </w:r>
+      <w:r>
+        <w:rPr>
+          <w:rStyle w:val="VerbatimChar"/>
+        </w:rPr>
+        <w:t xml:space="preserve">programGenerationGuidance</w:t>
+      </w:r>
+      <w:r>
+        <w:t xml:space="preserve">,</w:t>
+      </w:r>
+      <w:r>
+        <w:t xml:space="preserve"> </w:t>
+      </w:r>
+      <w:r>
+        <w:rPr>
+          <w:rStyle w:val="VerbatimChar"/>
+        </w:rPr>
+        <w:t xml:space="preserve">nutritionGenerationGuidance</w:t>
+      </w:r>
+      <w:r>
+        <w:t xml:space="preserve">. Editor UI in tenant settings. First generator consumer wired (weekly check-in feedback). Hard Safety Floors remain immutable per Agreement §7. Consumer wiring for nutrition/program readings is incremental post-launch.</w:t>
+      </w:r>
+    </w:p>
+    <w:p>
+      <w:pPr>
+        <w:pStyle w:val="BodyText"/>
+      </w:pPr>
+      <w:r>
+        <w:rPr>
+          <w:b/>
+          <w:bCs/>
+        </w:rPr>
+        <w:t xml:space="preserve">2026-07-05 Melisa tenant seed pre-built (commit</w:t>
+      </w:r>
+      <w:r>
+        <w:rPr>
+          <w:b/>
+          <w:bCs/>
+        </w:rPr>
+        <w:t xml:space="preserve"> </w:t>
+      </w:r>
+      <w:r>
+        <w:rPr>
+          <w:rStyle w:val="VerbatimChar"/>
+          <w:b/>
+          <w:bCs/>
+        </w:rPr>
+        <w:t xml:space="preserve">61ef3b84</w:t>
+      </w:r>
+      <w:r>
+        <w:rPr>
+          <w:b/>
+          <w:bCs/>
+        </w:rPr>
+        <w:t xml:space="preserve">).</w:t>
+      </w:r>
+      <w:r>
+        <w:t xml:space="preserve"> </w:t>
+      </w:r>
+      <w:r>
+        <w:t xml:space="preserve">Ready-to-run SQL at</w:t>
+      </w:r>
+      <w:r>
+        <w:t xml:space="preserve"> </w:t>
+      </w:r>
+      <w:r>
+        <w:rPr>
+          <w:rStyle w:val="VerbatimChar"/>
+        </w:rPr>
+        <w:t xml:space="preserve">~/Dropbox/01_BODY_RECODE/06_SAAS_PLATFORM_BUILD/sql/2026-07-05_melisa_seed.sql</w:t>
+      </w:r>
+      <w:r>
+        <w:t xml:space="preserve">. Founding Ten Launch tier defaults ($2,500 setup / $400 monthly locked / $20 per active client), yoga modality, doctrine parameters pre-tuned for warm/grounded/breath-forward voice. Fill 8 placeholders + run. Melisa provisioning step flipped to</w:t>
+      </w:r>
+      <w:r>
+        <w:t xml:space="preserve"> </w:t>
+      </w:r>
+      <w:r>
+        <w:rPr>
+          <w:rStyle w:val="VerbatimChar"/>
+        </w:rPr>
+        <w:t xml:space="preserve">in_progress</w:t>
+      </w:r>
+      <w:r>
+        <w:t xml:space="preserve"> </w:t>
+      </w:r>
+      <w:r>
+        <w:t xml:space="preserve">in manifest.</w:t>
+      </w:r>
+    </w:p>
+    <w:p>
+      <w:pPr>
+        <w:pStyle w:val="BodyText"/>
+      </w:pPr>
+      <w:r>
+        <w:rPr>
+          <w:b/>
+          <w:bCs/>
+        </w:rPr>
+        <w:t xml:space="preserve">2026-07-05 Launch readiness check extended (commit</w:t>
+      </w:r>
+      <w:r>
+        <w:rPr>
+          <w:b/>
+          <w:bCs/>
+        </w:rPr>
+        <w:t xml:space="preserve"> </w:t>
+      </w:r>
+      <w:r>
+        <w:rPr>
+          <w:rStyle w:val="VerbatimChar"/>
+          <w:b/>
+          <w:bCs/>
+        </w:rPr>
+        <w:t xml:space="preserve">7ea9aef2</w:t>
+      </w:r>
+      <w:r>
+        <w:rPr>
+          <w:b/>
+          <w:bCs/>
+        </w:rPr>
+        <w:t xml:space="preserve">).</w:t>
+      </w:r>
+      <w:r>
+        <w:t xml:space="preserve"> </w:t>
+      </w:r>
+      <w:r>
+        <w:rPr>
+          <w:rStyle w:val="VerbatimChar"/>
+        </w:rPr>
+        <w:t xml:space="preserve">scripts/check-launch-readiness.ts</w:t>
+      </w:r>
+      <w:r>
+        <w:t xml:space="preserve"> </w:t>
+      </w:r>
+      <w:r>
+        <w:t xml:space="preserve">gains sections 6 (Inngest + SMS pipeline) + 7 (SaaS / partner billing pipeline). 12 new checks validate Inngest function count = 18, Twilio env vars, sms_logs/leads.sms_opt_in_at/partner_active_client_counts/tenant_config/tenant_domains tables. Kade runs Sun 12 Jul evening for the launch-eve go/no-go.</w:t>
+      </w:r>
+    </w:p>
+    <w:p>
+      <w:pPr>
+        <w:pStyle w:val="BodyText"/>
+      </w:pPr>
+      <w:r>
+        <w:rPr>
+          <w:b/>
+          <w:bCs/>
+        </w:rPr>
+        <w:t xml:space="preserve">2026-07-05 Help guide 17g Partner Billing + 17h Doctrine Parameters (commit</w:t>
+      </w:r>
+      <w:r>
+        <w:rPr>
+          <w:b/>
+          <w:bCs/>
+        </w:rPr>
+        <w:t xml:space="preserve"> </w:t>
+      </w:r>
+      <w:r>
+        <w:rPr>
+          <w:rStyle w:val="VerbatimChar"/>
+          <w:b/>
+          <w:bCs/>
+        </w:rPr>
+        <w:t xml:space="preserve">a70a4cf9</w:t>
+      </w:r>
+      <w:r>
+        <w:rPr>
+          <w:b/>
+          <w:bCs/>
+        </w:rPr>
+        <w:t xml:space="preserve">).</w:t>
+      </w:r>
+      <w:r>
+        <w:t xml:space="preserve"> </w:t>
+      </w:r>
+      <w:r>
+        <w:t xml:space="preserve">Coach-facing docs for both new admin surfaces.</w:t>
+      </w:r>
+    </w:p>
+    <w:p>
+      <w:pPr>
+        <w:pStyle w:val="BodyText"/>
+      </w:pPr>
+      <w:r>
+        <w:rPr>
+          <w:b/>
+          <w:bCs/>
+        </w:rPr>
+        <w:t xml:space="preserve">Function count summary.</w:t>
+      </w:r>
+      <w:r>
+        <w:t xml:space="preserve"> </w:t>
+      </w:r>
+      <w:r>
+        <w:t xml:space="preserve">Inngest went 12 → 18 across this window (added: 3 speed-to-lead functions + purchase + no-show + partner-active-client-counter monthly cron).</w:t>
+      </w:r>
+      <w:r>
+        <w:t xml:space="preserve"> </w:t>
+      </w:r>
+      <w:r>
+        <w:rPr>
+          <w:rStyle w:val="VerbatimChar"/>
+        </w:rPr>
+        <w:t xml:space="preserve">EXPECTED_INNGEST_FUNCTION_COUNT</w:t>
+      </w:r>
+      <w:r>
+        <w:t xml:space="preserve"> </w:t>
+      </w:r>
+      <w:r>
+        <w:t xml:space="preserve">in</w:t>
+      </w:r>
+      <w:r>
+        <w:t xml:space="preserve"> </w:t>
+      </w:r>
+      <w:r>
+        <w:rPr>
+          <w:rStyle w:val="VerbatimChar"/>
+        </w:rPr>
+        <w:t xml:space="preserve">daily-health-check</w:t>
+      </w:r>
+      <w:r>
+        <w:t xml:space="preserve"> </w:t>
+      </w:r>
+      <w:r>
+        <w:t xml:space="preserve">route reflects current.</w:t>
+      </w:r>
+      <w:r>
+        <w:t xml:space="preserve"> </w:t>
+      </w:r>
+      <w:r>
+        <w:rPr>
+          <w:b/>
+          <w:bCs/>
+        </w:rPr>
+        <w:t xml:space="preserve">Kade must Resync in Inngest cloud</w:t>
+      </w:r>
+      <w:r>
+        <w:t xml:space="preserve"> </w:t>
+      </w:r>
+      <w:r>
+        <w:t xml:space="preserve">after each new-function commit or the functions register in code but not in cloud (silent-fail class).</w:t>
       </w:r>
     </w:p>
     <w:p>
@@ -970,14 +1632,135 @@
         </w:pict>
       </w:r>
     </w:p>
+    <w:bookmarkEnd w:id="10"/>
+    <w:bookmarkStart w:id="11" w:name="pre-flight"/>
+    <w:p>
+      <w:pPr>
+        <w:pStyle w:val="Heading2"/>
+      </w:pPr>
+      <w:r>
+        <w:t xml:space="preserve">Pre-flight</w:t>
+      </w:r>
+    </w:p>
+    <w:p>
+      <w:pPr>
+        <w:pStyle w:val="Compact"/>
+        <w:numPr>
+          <w:ilvl w:val="0"/>
+          <w:numId w:val="1001"/>
+        </w:numPr>
+      </w:pPr>
+      <w:r>
+        <w:t xml:space="preserve">Tenant signed the licence agreement + paid setup deposit (per PARTNER_JOURNEY Stage 3)</w:t>
+      </w:r>
+    </w:p>
+    <w:p>
+      <w:pPr>
+        <w:pStyle w:val="Compact"/>
+        <w:numPr>
+          <w:ilvl w:val="0"/>
+          <w:numId w:val="1002"/>
+        </w:numPr>
+      </w:pPr>
+      <w:r>
+        <w:t xml:space="preserve">Business name locked (used as</w:t>
+      </w:r>
+      <w:r>
+        <w:t xml:space="preserve"> </w:t>
+      </w:r>
+      <w:r>
+        <w:rPr>
+          <w:rStyle w:val="VerbatimChar"/>
+        </w:rPr>
+        <w:t xml:space="preserve">brand.name</w:t>
+      </w:r>
+      <w:r>
+        <w:t xml:space="preserve"> </w:t>
+      </w:r>
+      <w:r>
+        <w:t xml:space="preserve">+ auto-derived</w:t>
+      </w:r>
+      <w:r>
+        <w:t xml:space="preserve"> </w:t>
+      </w:r>
+      <w:r>
+        <w:rPr>
+          <w:rStyle w:val="VerbatimChar"/>
+        </w:rPr>
+        <w:t xml:space="preserve">tenantId</w:t>
+      </w:r>
+      <w:r>
+        <w:t xml:space="preserve">)</w:t>
+      </w:r>
+    </w:p>
+    <w:p>
+      <w:pPr>
+        <w:pStyle w:val="Compact"/>
+        <w:numPr>
+          <w:ilvl w:val="0"/>
+          <w:numId w:val="1003"/>
+        </w:numPr>
+      </w:pPr>
+      <w:r>
+        <w:t xml:space="preserve">Modality confirmed (strength or yoga — the built modality packs)</w:t>
+      </w:r>
+    </w:p>
+    <w:p>
+      <w:pPr>
+        <w:pStyle w:val="Compact"/>
+        <w:numPr>
+          <w:ilvl w:val="0"/>
+          <w:numId w:val="1004"/>
+        </w:numPr>
+      </w:pPr>
+      <w:r>
+        <w:t xml:space="preserve">Brand assets in hand: logo (light + dark), accent color hex, tagline</w:t>
+      </w:r>
+    </w:p>
+    <w:p>
+      <w:pPr>
+        <w:pStyle w:val="Compact"/>
+        <w:numPr>
+          <w:ilvl w:val="0"/>
+          <w:numId w:val="1005"/>
+        </w:numPr>
+      </w:pPr>
+      <w:r>
+        <w:t xml:space="preserve">Domain: owned + DNS access confirmed</w:t>
+      </w:r>
+    </w:p>
+    <w:p>
+      <w:pPr>
+        <w:pStyle w:val="Compact"/>
+        <w:numPr>
+          <w:ilvl w:val="0"/>
+          <w:numId w:val="1006"/>
+        </w:numPr>
+      </w:pPr>
+      <w:r>
+        <w:t xml:space="preserve">Stripe account created for their business (separate from BR Stripe)</w:t>
+      </w:r>
+    </w:p>
+    <w:p>
+      <w:pPr>
+        <w:pStyle w:val="Compact"/>
+        <w:numPr>
+          <w:ilvl w:val="0"/>
+          <w:numId w:val="1007"/>
+        </w:numPr>
+      </w:pPr>
+      <w:r>
+        <w:t xml:space="preserve">Resend account configured with their sending domain (DKIM/SPF verified)</w:t>
+      </w:r>
+    </w:p>
     <w:bookmarkEnd w:id="11"/>
-    <w:bookmarkStart w:id="12" w:name="step-2-tenant-configures-their-brand"/>
+    <w:bookmarkStart w:id="12" w:name="step-1-provision-the-tenant"/>
     <w:p>
       <w:pPr>
         <w:pStyle w:val="Heading2"/>
       </w:pPr>
       <w:r>
-        <w:t xml:space="preserve">Step 2 · Tenant configures their brand</w:t>
+        <w:t xml:space="preserve">Step 1 · Provision the tenant</w:t>
       </w:r>
     </w:p>
     <w:p>
@@ -985,122 +1768,83 @@
         <w:pStyle w:val="FirstParagraph"/>
       </w:pPr>
       <w:r>
-        <w:t xml:space="preserve">Tenant logs in at</w:t>
-      </w:r>
-      <w:r>
-        <w:t xml:space="preserve"> </w:t>
-      </w:r>
-      <w:r>
-        <w:rPr>
-          <w:rStyle w:val="VerbatimChar"/>
-        </w:rPr>
-        <w:t xml:space="preserve">/portal/login</w:t>
-      </w:r>
-      <w:r>
-        <w:t xml:space="preserve"> </w:t>
-      </w:r>
-      <w:r>
-        <w:t xml:space="preserve">(their own coach email + password) then navigates to</w:t>
-      </w:r>
-      <w:r>
-        <w:t xml:space="preserve"> </w:t>
-      </w:r>
-      <w:r>
-        <w:rPr>
-          <w:rStyle w:val="VerbatimChar"/>
-        </w:rPr>
-        <w:t xml:space="preserve">/dashboard/settings/tenant</w:t>
-      </w:r>
-      <w:r>
-        <w:t xml:space="preserve">. Every section is editable inline:</w:t>
-      </w:r>
-    </w:p>
-    <w:p>
-      <w:pPr>
-        <w:pStyle w:val="Compact"/>
-        <w:numPr>
-          <w:ilvl w:val="0"/>
-          <w:numId w:val="1009"/>
-        </w:numPr>
-      </w:pPr>
-      <w:r>
-        <w:rPr>
-          <w:b/>
-          <w:bCs/>
-        </w:rPr>
-        <w:t xml:space="preserve">Brand shell</w:t>
-      </w:r>
-      <w:r>
-        <w:t xml:space="preserve"> </w:t>
-      </w:r>
-      <w:r>
-        <w:t xml:space="preserve">(13 fields — name, logos, domains, email addresses, accent color)</w:t>
-      </w:r>
-    </w:p>
-    <w:p>
-      <w:pPr>
-        <w:pStyle w:val="Compact"/>
-        <w:numPr>
-          <w:ilvl w:val="0"/>
-          <w:numId w:val="1009"/>
-        </w:numPr>
-      </w:pPr>
-      <w:r>
-        <w:rPr>
-          <w:b/>
-          <w:bCs/>
-        </w:rPr>
-        <w:t xml:space="preserve">Coach identity</w:t>
-      </w:r>
-      <w:r>
-        <w:t xml:space="preserve"> </w:t>
-      </w:r>
-      <w:r>
-        <w:t xml:space="preserve">(10 fields — name, photo, credentials, social handles, WhatsApp)</w:t>
-      </w:r>
-    </w:p>
-    <w:p>
-      <w:pPr>
-        <w:pStyle w:val="Compact"/>
-        <w:numPr>
-          <w:ilvl w:val="0"/>
-          <w:numId w:val="1009"/>
-        </w:numPr>
-      </w:pPr>
-      <w:r>
-        <w:rPr>
-          <w:b/>
-          <w:bCs/>
-        </w:rPr>
-        <w:t xml:space="preserve">Product wrapping</w:t>
-      </w:r>
-      <w:r>
-        <w:t xml:space="preserve"> </w:t>
-      </w:r>
-      <w:r>
-        <w:t xml:space="preserve">(11 fields — product names + prices in AUD)</w:t>
-      </w:r>
-    </w:p>
-    <w:p>
-      <w:pPr>
-        <w:pStyle w:val="Compact"/>
-        <w:numPr>
-          <w:ilvl w:val="0"/>
-          <w:numId w:val="1009"/>
-        </w:numPr>
-      </w:pPr>
-      <w:r>
-        <w:rPr>
-          <w:b/>
-          <w:bCs/>
-        </w:rPr>
-        <w:t xml:space="preserve">Licence</w:t>
-      </w:r>
-      <w:r>
-        <w:t xml:space="preserve"> </w:t>
-      </w:r>
-      <w:r>
-        <w:t xml:space="preserve">(</w:t>
+        <w:rPr>
+          <w:b/>
+          <w:bCs/>
+        </w:rPr>
+        <w:t xml:space="preserve">Option A · Self-serve via /signup form (fastest)</w:t>
+      </w:r>
+    </w:p>
+    <w:p>
+      <w:pPr>
+        <w:pStyle w:val="Compact"/>
+        <w:numPr>
+          <w:ilvl w:val="0"/>
+          <w:numId w:val="1008"/>
+        </w:numPr>
+      </w:pPr>
+      <w:r>
+        <w:t xml:space="preserve">Direct tenant to</w:t>
+      </w:r>
+      <w:r>
+        <w:t xml:space="preserve"> </w:t>
+      </w:r>
+      <w:r>
+        <w:rPr>
+          <w:rStyle w:val="VerbatimChar"/>
+        </w:rPr>
+        <w:t xml:space="preserve">https://bodyrecode.au/signup</w:t>
+      </w:r>
+    </w:p>
+    <w:p>
+      <w:pPr>
+        <w:pStyle w:val="Compact"/>
+        <w:numPr>
+          <w:ilvl w:val="0"/>
+          <w:numId w:val="1008"/>
+        </w:numPr>
+      </w:pPr>
+      <w:r>
+        <w:t xml:space="preserve">Fill in: full name, business name, email, password, modality</w:t>
+      </w:r>
+    </w:p>
+    <w:p>
+      <w:pPr>
+        <w:pStyle w:val="Compact"/>
+        <w:numPr>
+          <w:ilvl w:val="0"/>
+          <w:numId w:val="1008"/>
+        </w:numPr>
+      </w:pPr>
+      <w:r>
+        <w:t xml:space="preserve">Optional: custom tenant slug (auto-derived if blank)</w:t>
+      </w:r>
+    </w:p>
+    <w:p>
+      <w:pPr>
+        <w:pStyle w:val="Compact"/>
+        <w:numPr>
+          <w:ilvl w:val="0"/>
+          <w:numId w:val="1008"/>
+        </w:numPr>
+      </w:pPr>
+      <w:r>
+        <w:t xml:space="preserve">Submit → API creates auth user + tenant_config row with default values</w:t>
+      </w:r>
+    </w:p>
+    <w:p>
+      <w:pPr>
+        <w:pStyle w:val="Compact"/>
+        <w:numPr>
+          <w:ilvl w:val="0"/>
+          <w:numId w:val="1008"/>
+        </w:numPr>
+      </w:pPr>
+      <w:r>
+        <w:t xml:space="preserve">Confirmation screen shows their</w:t>
+      </w:r>
+      <w:r>
+        <w:t xml:space="preserve"> </w:t>
       </w:r>
       <w:r>
         <w:rPr>
@@ -1109,59 +1853,19 @@
         <w:t xml:space="preserve">tenantId</w:t>
       </w:r>
       <w:r>
-        <w:t xml:space="preserve">,</w:t>
-      </w:r>
-      <w:r>
-        <w:t xml:space="preserve"> </w:t>
-      </w:r>
-      <w:r>
-        <w:rPr>
-          <w:rStyle w:val="VerbatimChar"/>
-        </w:rPr>
-        <w:t xml:space="preserve">poweredBy</w:t>
-      </w:r>
-      <w:r>
-        <w:t xml:space="preserve"> </w:t>
-      </w:r>
-      <w:r>
-        <w:t xml:space="preserve">toggle,</w:t>
-      </w:r>
-      <w:r>
-        <w:t xml:space="preserve"> </w:t>
-      </w:r>
-      <w:r>
-        <w:rPr>
-          <w:rStyle w:val="VerbatimChar"/>
-        </w:rPr>
-        <w:t xml:space="preserve">version</w:t>
-      </w:r>
-      <w:r>
-        <w:t xml:space="preserve"> </w:t>
-      </w:r>
-      <w:r>
-        <w:t xml:space="preserve">stamp)</w:t>
-      </w:r>
-    </w:p>
-    <w:p>
-      <w:pPr>
-        <w:pStyle w:val="Compact"/>
-        <w:numPr>
-          <w:ilvl w:val="0"/>
-          <w:numId w:val="1009"/>
-        </w:numPr>
-      </w:pPr>
-      <w:r>
-        <w:rPr>
-          <w:b/>
-          <w:bCs/>
-        </w:rPr>
-        <w:t xml:space="preserve">Modality</w:t>
-      </w:r>
-      <w:r>
-        <w:t xml:space="preserve"> </w:t>
-      </w:r>
-      <w:r>
-        <w:t xml:space="preserve">(id + label + doctrineMode — usually leave at A for founding partners)</w:t>
+        <w:t xml:space="preserve"> </w:t>
+      </w:r>
+      <w:r>
+        <w:t xml:space="preserve">+</w:t>
+      </w:r>
+      <w:r>
+        <w:t xml:space="preserve"> </w:t>
+      </w:r>
+      <w:r>
+        <w:rPr>
+          <w:rStyle w:val="VerbatimChar"/>
+        </w:rPr>
+        <w:t xml:space="preserve">coachId</w:t>
       </w:r>
     </w:p>
     <w:p>
@@ -1169,310 +1873,11 @@
         <w:pStyle w:val="FirstParagraph"/>
       </w:pPr>
       <w:r>
-        <w:t xml:space="preserve">Saves via</w:t>
-      </w:r>
-      <w:r>
-        <w:t xml:space="preserve"> </w:t>
-      </w:r>
-      <w:r>
-        <w:rPr>
-          <w:rStyle w:val="VerbatimChar"/>
-        </w:rPr>
-        <w:t xml:space="preserve">POST /api/tenant/update</w:t>
-      </w:r>
-      <w:r>
-        <w:t xml:space="preserve"> </w:t>
-      </w:r>
-      <w:r>
-        <w:t xml:space="preserve">which:</w:t>
-      </w:r>
-      <w:r>
-        <w:t xml:space="preserve"> </w:t>
-      </w:r>
-      <w:r>
-        <w:t xml:space="preserve">- Verifies caller is authenticated + on coach allowlist</w:t>
-      </w:r>
-      <w:r>
-        <w:t xml:space="preserve"> </w:t>
-      </w:r>
-      <w:r>
-        <w:t xml:space="preserve">- Uses RLS-protected client (coach can only update their own row)</w:t>
-      </w:r>
-      <w:r>
-        <w:t xml:space="preserve"> </w:t>
-      </w:r>
-      <w:r>
-        <w:t xml:space="preserve">- Invalidates the in-memory tenant cache on success</w:t>
-      </w:r>
-    </w:p>
-    <w:bookmarkEnd w:id="12"/>
-    <w:bookmarkStart w:id="15" w:name="step-3-domain-routing"/>
-    <w:p>
-      <w:pPr>
-        <w:pStyle w:val="Heading2"/>
-      </w:pPr>
-      <w:r>
-        <w:t xml:space="preserve">Step 3 · Domain routing</w:t>
-      </w:r>
-    </w:p>
-    <w:p>
-      <w:pPr>
-        <w:pStyle w:val="FirstParagraph"/>
-      </w:pPr>
-      <w:r>
-        <w:t xml:space="preserve">Two approaches depending on tenant’s setup.</w:t>
-      </w:r>
-    </w:p>
-    <w:bookmarkStart w:id="13" w:name="Xc6cf0338ee3c586f1eeb1d9fe95bb75c81924fe"/>
-    <w:p>
-      <w:pPr>
-        <w:pStyle w:val="Heading3"/>
-      </w:pPr>
-      <w:r>
-        <w:t xml:space="preserve">Approach 1 · Subdomain on shared deployment (fastest, cheapest)</w:t>
-      </w:r>
-    </w:p>
-    <w:p>
-      <w:pPr>
-        <w:pStyle w:val="Compact"/>
-        <w:numPr>
-          <w:ilvl w:val="0"/>
-          <w:numId w:val="1010"/>
-        </w:numPr>
-      </w:pPr>
-      <w:r>
-        <w:t xml:space="preserve">Point their subdomain (e.g. </w:t>
-      </w:r>
-      <w:r>
-        <w:rPr>
-          <w:rStyle w:val="VerbatimChar"/>
-        </w:rPr>
-        <w:t xml:space="preserve">melisa.sot-platform.com</w:t>
-      </w:r>
-      <w:r>
-        <w:t xml:space="preserve">) at the BR Vercel deployment via CNAME</w:t>
-      </w:r>
-    </w:p>
-    <w:p>
-      <w:pPr>
-        <w:pStyle w:val="Compact"/>
-        <w:numPr>
-          <w:ilvl w:val="0"/>
-          <w:numId w:val="1010"/>
-        </w:numPr>
-      </w:pPr>
-      <w:r>
-        <w:rPr>
-          <w:rStyle w:val="VerbatimChar"/>
-        </w:rPr>
-        <w:t xml:space="preserve">src/lib/tenant-resolver.ts</w:t>
-      </w:r>
-      <w:r>
-        <w:t xml:space="preserve"> </w:t>
-      </w:r>
-      <w:r>
-        <w:t xml:space="preserve">already recognises 3-part hosts — extracts first label as tenant_id (</w:t>
-      </w:r>
-      <w:r>
-        <w:rPr>
-          <w:rStyle w:val="VerbatimChar"/>
-        </w:rPr>
-        <w:t xml:space="preserve">melisa.sot-platform.com</w:t>
-      </w:r>
-      <w:r>
-        <w:t xml:space="preserve"> </w:t>
-      </w:r>
-      <w:r>
-        <w:t xml:space="preserve">→</w:t>
-      </w:r>
-      <w:r>
-        <w:t xml:space="preserve"> </w:t>
-      </w:r>
-      <w:r>
-        <w:rPr>
-          <w:rStyle w:val="VerbatimChar"/>
-        </w:rPr>
-        <w:t xml:space="preserve">tenant_id='melisa'</w:t>
-      </w:r>
-      <w:r>
-        <w:t xml:space="preserve">)</w:t>
-      </w:r>
-    </w:p>
-    <w:p>
-      <w:pPr>
-        <w:pStyle w:val="Compact"/>
-        <w:numPr>
-          <w:ilvl w:val="0"/>
-          <w:numId w:val="1010"/>
-        </w:numPr>
-      </w:pPr>
-      <w:r>
-        <w:t xml:space="preserve">No middleware changes needed</w:t>
-      </w:r>
-    </w:p>
-    <w:p>
-      <w:pPr>
-        <w:pStyle w:val="Compact"/>
-        <w:numPr>
-          <w:ilvl w:val="0"/>
-          <w:numId w:val="1010"/>
-        </w:numPr>
-      </w:pPr>
-      <w:r>
-        <w:t xml:space="preserve">Test:</w:t>
-      </w:r>
-      <w:r>
-        <w:t xml:space="preserve"> </w:t>
-      </w:r>
-      <w:r>
-        <w:rPr>
-          <w:rStyle w:val="VerbatimChar"/>
-        </w:rPr>
-        <w:t xml:space="preserve">curl -H "Host: melisa.sot-platform.com" https://bodyrecode.au/</w:t>
-      </w:r>
-      <w:r>
-        <w:t xml:space="preserve"> </w:t>
-      </w:r>
-      <w:r>
-        <w:t xml:space="preserve">should render Melisa’s brand once feature flag is on</w:t>
-      </w:r>
-    </w:p>
-    <w:bookmarkEnd w:id="13"/>
-    <w:bookmarkStart w:id="14" w:name="X7c61dad660aa28051588d5f1191aee0407f6a45"/>
-    <w:p>
-      <w:pPr>
-        <w:pStyle w:val="Heading3"/>
-      </w:pPr>
-      <w:r>
-        <w:t xml:space="preserve">Approach 2 · Custom domain (future — tenant_domains table)</w:t>
-      </w:r>
-    </w:p>
-    <w:p>
-      <w:pPr>
-        <w:pStyle w:val="FirstParagraph"/>
-      </w:pPr>
-      <w:r>
-        <w:t xml:space="preserve">Not yet implemented. Requires a</w:t>
-      </w:r>
-      <w:r>
-        <w:t xml:space="preserve"> </w:t>
-      </w:r>
-      <w:r>
-        <w:rPr>
-          <w:rStyle w:val="VerbatimChar"/>
-        </w:rPr>
-        <w:t xml:space="preserve">tenant_domains</w:t>
-      </w:r>
-      <w:r>
-        <w:t xml:space="preserve"> </w:t>
-      </w:r>
-      <w:r>
-        <w:t xml:space="preserve">mapping table + resolver extension. Track for post-Founding-Ten evergreen tier.</w:t>
-      </w:r>
-    </w:p>
-    <w:bookmarkEnd w:id="14"/>
-    <w:bookmarkEnd w:id="15"/>
-    <w:bookmarkStart w:id="16" w:name="step-4-enable-db-backed-tenant-config"/>
-    <w:p>
-      <w:pPr>
-        <w:pStyle w:val="Heading2"/>
-      </w:pPr>
-      <w:r>
-        <w:t xml:space="preserve">Step 4 · Enable DB-backed tenant config</w:t>
-      </w:r>
-    </w:p>
-    <w:p>
-      <w:pPr>
-        <w:pStyle w:val="FirstParagraph"/>
-      </w:pPr>
-      <w:r>
-        <w:t xml:space="preserve">In Vercel project settings → Environment Variables:</w:t>
-      </w:r>
-    </w:p>
-    <w:p>
-      <w:pPr>
-        <w:pStyle w:val="Compact"/>
-        <w:numPr>
-          <w:ilvl w:val="0"/>
-          <w:numId w:val="1011"/>
-        </w:numPr>
-      </w:pPr>
-      <w:r>
-        <w:rPr>
-          <w:rStyle w:val="VerbatimChar"/>
-        </w:rPr>
-        <w:t xml:space="preserve">NEXT_PUBLIC_TENANT_DB_ENABLED=true</w:t>
-      </w:r>
-    </w:p>
-    <w:p>
-      <w:pPr>
-        <w:pStyle w:val="FirstParagraph"/>
-      </w:pPr>
-      <w:r>
-        <w:t xml:space="preserve">Redeploy. On next request:</w:t>
-      </w:r>
-      <w:r>
-        <w:t xml:space="preserve"> </w:t>
-      </w:r>
-      <w:r>
-        <w:t xml:space="preserve">- Middleware sets</w:t>
-      </w:r>
-      <w:r>
-        <w:t xml:space="preserve"> </w:t>
-      </w:r>
-      <w:r>
-        <w:rPr>
-          <w:rStyle w:val="VerbatimChar"/>
-        </w:rPr>
-        <w:t xml:space="preserve">x-tenant-id</w:t>
-      </w:r>
-      <w:r>
-        <w:t xml:space="preserve"> </w:t>
-      </w:r>
-      <w:r>
-        <w:t xml:space="preserve">header based on host</w:t>
-      </w:r>
-      <w:r>
-        <w:t xml:space="preserve"> </w:t>
-      </w:r>
-      <w:r>
-        <w:t xml:space="preserve">- Root layout calls</w:t>
-      </w:r>
-      <w:r>
-        <w:t xml:space="preserve"> </w:t>
-      </w:r>
-      <w:r>
-        <w:rPr>
-          <w:rStyle w:val="VerbatimChar"/>
-        </w:rPr>
-        <w:t xml:space="preserve">prefetchTenant(tenantId)</w:t>
-      </w:r>
-      <w:r>
-        <w:t xml:space="preserve"> </w:t>
-      </w:r>
-      <w:r>
-        <w:t xml:space="preserve">→ warms cache</w:t>
-      </w:r>
-      <w:r>
-        <w:t xml:space="preserve"> </w:t>
-      </w:r>
-      <w:r>
-        <w:t xml:space="preserve">- Every downstream</w:t>
-      </w:r>
-      <w:r>
-        <w:t xml:space="preserve"> </w:t>
-      </w:r>
-      <w:r>
-        <w:rPr>
-          <w:rStyle w:val="VerbatimChar"/>
-        </w:rPr>
-        <w:t xml:space="preserve">getTenant()</w:t>
-      </w:r>
-      <w:r>
-        <w:t xml:space="preserve"> </w:t>
-      </w:r>
-      <w:r>
-        <w:t xml:space="preserve">returns THEIR config, not BR’s</w:t>
+        <w:rPr>
+          <w:b/>
+          <w:bCs/>
+        </w:rPr>
+        <w:t xml:space="preserve">Option B · Manual SQL provisioning (for special cases)</w:t>
       </w:r>
     </w:p>
     <w:p>
@@ -1480,602 +1885,34 @@
         <w:pStyle w:val="BodyText"/>
       </w:pPr>
       <w:r>
-        <w:t xml:space="preserve">Falls back to hardcoded BR config on any DB failure. Zero-risk cutover.</w:t>
-      </w:r>
-    </w:p>
-    <w:bookmarkEnd w:id="16"/>
-    <w:bookmarkStart w:id="17" w:name="step-5-wire-tenant-stripe"/>
-    <w:p>
-      <w:pPr>
-        <w:pStyle w:val="Heading2"/>
-      </w:pPr>
-      <w:r>
-        <w:t xml:space="preserve">Step 5 · Wire tenant Stripe</w:t>
-      </w:r>
-    </w:p>
-    <w:p>
-      <w:pPr>
-        <w:pStyle w:val="Compact"/>
-        <w:numPr>
-          <w:ilvl w:val="0"/>
-          <w:numId w:val="1012"/>
-        </w:numPr>
-      </w:pPr>
-      <w:r>
-        <w:t xml:space="preserve">Tenant creates their Stripe products (Report, Challenge, Blueprint, Membership) matching what’s in their</w:t>
-      </w:r>
-      <w:r>
-        <w:t xml:space="preserve"> </w:t>
-      </w:r>
-      <w:r>
-        <w:rPr>
-          <w:rStyle w:val="VerbatimChar"/>
-        </w:rPr>
-        <w:t xml:space="preserve">products</w:t>
-      </w:r>
-      <w:r>
-        <w:t xml:space="preserve"> </w:t>
-      </w:r>
-      <w:r>
-        <w:t xml:space="preserve">config</w:t>
-      </w:r>
-    </w:p>
-    <w:p>
-      <w:pPr>
-        <w:pStyle w:val="Compact"/>
-        <w:numPr>
-          <w:ilvl w:val="0"/>
-          <w:numId w:val="1013"/>
-        </w:numPr>
-      </w:pPr>
-      <w:r>
-        <w:t xml:space="preserve">Tenant enables Stripe Connect if they’ll receive payments directly (not-yet-implemented)</w:t>
-      </w:r>
-    </w:p>
-    <w:p>
-      <w:pPr>
-        <w:pStyle w:val="Compact"/>
-        <w:numPr>
-          <w:ilvl w:val="0"/>
-          <w:numId w:val="1014"/>
-        </w:numPr>
-      </w:pPr>
-      <w:r>
-        <w:t xml:space="preserve">Add</w:t>
-      </w:r>
-      <w:r>
-        <w:t xml:space="preserve"> </w:t>
-      </w:r>
-      <w:r>
-        <w:rPr>
-          <w:rStyle w:val="VerbatimChar"/>
-        </w:rPr>
-        <w:t xml:space="preserve">STRIPE_SECRET_KEY_{TENANT}</w:t>
-      </w:r>
-      <w:r>
-        <w:t xml:space="preserve"> </w:t>
-      </w:r>
-      <w:r>
-        <w:t xml:space="preserve">env var + wire routing (post-Founding-Ten work)</w:t>
-      </w:r>
-    </w:p>
-    <w:p>
-      <w:pPr>
-        <w:pStyle w:val="FirstParagraph"/>
-      </w:pPr>
-      <w:r>
-        <w:t xml:space="preserve">Interim: manual per-tenant Stripe account routing. Not in this cutover.</w:t>
-      </w:r>
-    </w:p>
-    <w:bookmarkEnd w:id="17"/>
-    <w:bookmarkStart w:id="18" w:name="step-6-wire-tenant-resend"/>
-    <w:p>
-      <w:pPr>
-        <w:pStyle w:val="Heading2"/>
-      </w:pPr>
-      <w:r>
-        <w:t xml:space="preserve">Step 6 · Wire tenant Resend</w:t>
-      </w:r>
-    </w:p>
-    <w:p>
-      <w:pPr>
-        <w:pStyle w:val="FirstParagraph"/>
-      </w:pPr>
-      <w:r>
-        <w:rPr>
-          <w:b/>
-          <w:bCs/>
-        </w:rPr>
-        <w:t xml:space="preserve">Code wiring is DONE (2026-07-03).</w:t>
-      </w:r>
-      <w:r>
-        <w:t xml:space="preserve"> </w:t>
-      </w:r>
-      <w:r>
-        <w:rPr>
-          <w:rStyle w:val="VerbatimChar"/>
-        </w:rPr>
-        <w:t xml:space="preserve">fromCoach()</w:t>
-      </w:r>
-      <w:r>
-        <w:t xml:space="preserve">,</w:t>
-      </w:r>
-      <w:r>
-        <w:t xml:space="preserve"> </w:t>
-      </w:r>
-      <w:r>
-        <w:rPr>
-          <w:rStyle w:val="VerbatimChar"/>
-        </w:rPr>
-        <w:t xml:space="preserve">fromBrand()</w:t>
-      </w:r>
-      <w:r>
-        <w:t xml:space="preserve">,</w:t>
-      </w:r>
-      <w:r>
-        <w:t xml:space="preserve"> </w:t>
-      </w:r>
-      <w:r>
-        <w:rPr>
-          <w:rStyle w:val="VerbatimChar"/>
-        </w:rPr>
-        <w:t xml:space="preserve">COACH_BCC</w:t>
-      </w:r>
-      <w:r>
-        <w:t xml:space="preserve"> </w:t>
-      </w:r>
-      <w:r>
-        <w:t xml:space="preserve">in</w:t>
-      </w:r>
-      <w:r>
-        <w:t xml:space="preserve"> </w:t>
-      </w:r>
-      <w:r>
-        <w:rPr>
-          <w:rStyle w:val="VerbatimChar"/>
-        </w:rPr>
-        <w:t xml:space="preserve">src/lib/email-shell.ts</w:t>
-      </w:r>
-      <w:r>
-        <w:t xml:space="preserve"> </w:t>
-      </w:r>
-      <w:r>
-        <w:t xml:space="preserve">all read from</w:t>
-      </w:r>
-      <w:r>
-        <w:t xml:space="preserve"> </w:t>
-      </w:r>
-      <w:r>
-        <w:rPr>
-          <w:rStyle w:val="VerbatimChar"/>
-        </w:rPr>
-        <w:t xml:space="preserve">brand()</w:t>
-      </w:r>
-      <w:r>
-        <w:t xml:space="preserve">/</w:t>
-      </w:r>
-      <w:r>
-        <w:rPr>
-          <w:rStyle w:val="VerbatimChar"/>
-        </w:rPr>
-        <w:t xml:space="preserve">coach()</w:t>
-      </w:r>
-      <w:r>
-        <w:t xml:space="preserve"> </w:t>
-      </w:r>
-      <w:r>
-        <w:t xml:space="preserve">— updating the tenant’s</w:t>
-      </w:r>
-      <w:r>
-        <w:t xml:space="preserve"> </w:t>
-      </w:r>
-      <w:r>
-        <w:rPr>
-          <w:rStyle w:val="VerbatimChar"/>
-        </w:rPr>
-        <w:t xml:space="preserve">brand.fromEmail</w:t>
-      </w:r>
-      <w:r>
-        <w:t xml:space="preserve"> </w:t>
-      </w:r>
-      <w:r>
-        <w:t xml:space="preserve">via /dashboard/settings/tenant changes the from-address on all 115 send sites automatically.</w:t>
-      </w:r>
-    </w:p>
-    <w:p>
-      <w:pPr>
-        <w:pStyle w:val="BodyText"/>
-      </w:pPr>
-      <w:r>
-        <w:t xml:space="preserve">Remaining manual work per tenant:</w:t>
-      </w:r>
-    </w:p>
-    <w:p>
-      <w:pPr>
-        <w:pStyle w:val="Compact"/>
-        <w:numPr>
-          <w:ilvl w:val="0"/>
-          <w:numId w:val="1015"/>
-        </w:numPr>
-      </w:pPr>
-      <w:r>
-        <w:t xml:space="preserve">Add tenant’s sending domain to the shared Resend account (Kade’s account for now — see scaling note below)</w:t>
-      </w:r>
-    </w:p>
-    <w:p>
-      <w:pPr>
-        <w:pStyle w:val="Compact"/>
-        <w:numPr>
-          <w:ilvl w:val="0"/>
-          <w:numId w:val="1016"/>
-        </w:numPr>
-      </w:pPr>
-      <w:r>
-        <w:t xml:space="preserve">Domain verified in Resend (DKIM + SPF DNS records propagated)</w:t>
-      </w:r>
-    </w:p>
-    <w:p>
-      <w:pPr>
-        <w:pStyle w:val="Compact"/>
-        <w:numPr>
-          <w:ilvl w:val="0"/>
-          <w:numId w:val="1017"/>
-        </w:numPr>
-      </w:pPr>
-      <w:r>
-        <w:t xml:space="preserve">Test send from</w:t>
-      </w:r>
-      <w:r>
-        <w:t xml:space="preserve"> </w:t>
-      </w:r>
-      <w:r>
-        <w:rPr>
-          <w:rStyle w:val="VerbatimChar"/>
-        </w:rPr>
-        <w:t xml:space="preserve">${tenant}@send.${tenant-domain}</w:t>
-      </w:r>
-      <w:r>
-        <w:t xml:space="preserve"> </w:t>
-      </w:r>
-      <w:r>
-        <w:t xml:space="preserve">to Kade’s inbox</w:t>
-      </w:r>
-    </w:p>
-    <w:p>
-      <w:pPr>
-        <w:pStyle w:val="Compact"/>
-        <w:numPr>
-          <w:ilvl w:val="0"/>
-          <w:numId w:val="1018"/>
-        </w:numPr>
-      </w:pPr>
-      <w:r>
-        <w:t xml:space="preserve">Verify no delivery to spam (Outlook + Gmail)</w:t>
-      </w:r>
-    </w:p>
-    <w:p>
-      <w:pPr>
-        <w:pStyle w:val="Compact"/>
-        <w:numPr>
-          <w:ilvl w:val="0"/>
-          <w:numId w:val="1019"/>
-        </w:numPr>
-      </w:pPr>
-      <w:r>
-        <w:t xml:space="preserve">Update tenant’s</w:t>
-      </w:r>
-      <w:r>
-        <w:t xml:space="preserve"> </w:t>
-      </w:r>
-      <w:r>
-        <w:rPr>
-          <w:rStyle w:val="VerbatimChar"/>
-        </w:rPr>
-        <w:t xml:space="preserve">brand.fromEmail</w:t>
-      </w:r>
-      <w:r>
-        <w:t xml:space="preserve"> </w:t>
-      </w:r>
-      <w:r>
-        <w:t xml:space="preserve">and</w:t>
-      </w:r>
-      <w:r>
-        <w:t xml:space="preserve"> </w:t>
-      </w:r>
-      <w:r>
-        <w:rPr>
-          <w:rStyle w:val="VerbatimChar"/>
-        </w:rPr>
-        <w:t xml:space="preserve">brand.replyToEmail</w:t>
-      </w:r>
-      <w:r>
-        <w:t xml:space="preserve"> </w:t>
-      </w:r>
-      <w:r>
-        <w:t xml:space="preserve">via /dashboard/settings/tenant</w:t>
-      </w:r>
-    </w:p>
-    <w:p>
-      <w:pPr>
-        <w:pStyle w:val="FirstParagraph"/>
-      </w:pPr>
-      <w:r>
-        <w:rPr>
-          <w:b/>
-          <w:bCs/>
-        </w:rPr>
-        <w:t xml:space="preserve">Scaling note (post-Founding-Ten):</w:t>
-      </w:r>
-      <w:r>
-        <w:t xml:space="preserve"> </w:t>
-      </w:r>
-      <w:r>
-        <w:t xml:space="preserve">All tenants currently share Kade’s</w:t>
-      </w:r>
-      <w:r>
-        <w:t xml:space="preserve"> </w:t>
-      </w:r>
-      <w:r>
-        <w:rPr>
-          <w:rStyle w:val="VerbatimChar"/>
-        </w:rPr>
-        <w:t xml:space="preserve">RESEND_API_KEY</w:t>
-      </w:r>
-      <w:r>
-        <w:t xml:space="preserve"> </w:t>
-      </w:r>
-      <w:r>
-        <w:t xml:space="preserve">env var. Kade adds each tenant’s DNS records to his Resend account and each tenant sends through him. This works for 10 partners but caps at ~50 verified domains per Resend account. Post-Founding-Ten: introduce per-tenant</w:t>
-      </w:r>
-      <w:r>
-        <w:t xml:space="preserve"> </w:t>
-      </w:r>
-      <w:r>
-        <w:rPr>
-          <w:rStyle w:val="VerbatimChar"/>
-        </w:rPr>
-        <w:t xml:space="preserve">RESEND_API_KEY_{TENANT_SLUG}</w:t>
-      </w:r>
-      <w:r>
-        <w:t xml:space="preserve"> </w:t>
-      </w:r>
-      <w:r>
-        <w:t xml:space="preserve">env vars + a</w:t>
-      </w:r>
-      <w:r>
-        <w:t xml:space="preserve"> </w:t>
-      </w:r>
-      <w:r>
-        <w:rPr>
-          <w:rStyle w:val="VerbatimChar"/>
-        </w:rPr>
-        <w:t xml:space="preserve">getResendKey(tenantId)</w:t>
-      </w:r>
-      <w:r>
-        <w:t xml:space="preserve"> </w:t>
-      </w:r>
-      <w:r>
-        <w:t xml:space="preserve">helper that reads the tenant-scoped key with fallback to the shared key. All 115 send sites already call helper functions, so the choke point is small.</w:t>
-      </w:r>
-    </w:p>
-    <w:bookmarkEnd w:id="18"/>
-    <w:bookmarkStart w:id="19" w:name="step-7-definition-of-done"/>
-    <w:p>
-      <w:pPr>
-        <w:pStyle w:val="Heading2"/>
-      </w:pPr>
-      <w:r>
-        <w:t xml:space="preserve">Step 7 · Definition of Done</w:t>
-      </w:r>
-    </w:p>
-    <w:p>
-      <w:pPr>
-        <w:pStyle w:val="FirstParagraph"/>
-      </w:pPr>
-      <w:r>
-        <w:t xml:space="preserve">Test each of these on tenant’s live domain BEFORE handoff:</w:t>
-      </w:r>
-    </w:p>
-    <w:p>
-      <w:pPr>
-        <w:pStyle w:val="Compact"/>
-        <w:numPr>
-          <w:ilvl w:val="0"/>
-          <w:numId w:val="1020"/>
-        </w:numPr>
-      </w:pPr>
-      <w:r>
-        <w:t xml:space="preserve">Homepage loads with THEIR branding (name, logo, colour) — no</w:t>
-      </w:r>
-      <w:r>
-        <w:t xml:space="preserve"> </w:t>
-      </w:r>
-      <w:r>
-        <w:t xml:space="preserve">“Body Recode”</w:t>
-      </w:r>
-      <w:r>
-        <w:t xml:space="preserve"> </w:t>
-      </w:r>
-      <w:r>
-        <w:t xml:space="preserve">visible above the fold</w:t>
-      </w:r>
-    </w:p>
-    <w:p>
-      <w:pPr>
-        <w:pStyle w:val="Compact"/>
-        <w:numPr>
-          <w:ilvl w:val="0"/>
-          <w:numId w:val="1021"/>
-        </w:numPr>
-      </w:pPr>
-      <w:r>
-        <w:t xml:space="preserve">Scorecard funnel: entry → quiz → submit → report email fires from THEIR from-address</w:t>
-      </w:r>
-    </w:p>
-    <w:p>
-      <w:pPr>
-        <w:pStyle w:val="Compact"/>
-        <w:numPr>
-          <w:ilvl w:val="0"/>
-          <w:numId w:val="1022"/>
-        </w:numPr>
-      </w:pPr>
-      <w:r>
-        <w:t xml:space="preserve">Report email: THEIR logo, THEIR voice, links back to THEIR domain</w:t>
-      </w:r>
-    </w:p>
-    <w:p>
-      <w:pPr>
-        <w:pStyle w:val="Compact"/>
-        <w:numPr>
-          <w:ilvl w:val="0"/>
-          <w:numId w:val="1023"/>
-        </w:numPr>
-      </w:pPr>
-      <w:r>
-        <w:t xml:space="preserve">Client can sign up via portal → welcome email from THEIR from-address</w:t>
-      </w:r>
-    </w:p>
-    <w:p>
-      <w:pPr>
-        <w:pStyle w:val="Compact"/>
-        <w:numPr>
-          <w:ilvl w:val="0"/>
-          <w:numId w:val="1024"/>
-        </w:numPr>
-      </w:pPr>
-      <w:r>
-        <w:t xml:space="preserve">Foundational intake works + generates CFFS + Foundational Reading</w:t>
-      </w:r>
-    </w:p>
-    <w:p>
-      <w:pPr>
-        <w:pStyle w:val="Compact"/>
-        <w:numPr>
-          <w:ilvl w:val="0"/>
-          <w:numId w:val="1025"/>
-        </w:numPr>
-      </w:pPr>
-      <w:r>
-        <w:t xml:space="preserve">Coach can approve/publish → client sees in portal</w:t>
-      </w:r>
-    </w:p>
-    <w:p>
-      <w:pPr>
-        <w:pStyle w:val="Compact"/>
-        <w:numPr>
-          <w:ilvl w:val="0"/>
-          <w:numId w:val="1026"/>
-        </w:numPr>
-      </w:pPr>
-      <w:r>
-        <w:t xml:space="preserve">Weekly check-in flow works</w:t>
-      </w:r>
-    </w:p>
-    <w:p>
-      <w:pPr>
-        <w:pStyle w:val="Compact"/>
-        <w:numPr>
-          <w:ilvl w:val="0"/>
-          <w:numId w:val="1027"/>
-        </w:numPr>
-      </w:pPr>
-      <w:r>
-        <w:t xml:space="preserve">Payments: test purchase clears in THEIR Stripe</w:t>
-      </w:r>
-    </w:p>
-    <w:p>
-      <w:pPr>
-        <w:pStyle w:val="Compact"/>
-        <w:numPr>
-          <w:ilvl w:val="0"/>
-          <w:numId w:val="1028"/>
-        </w:numPr>
-      </w:pPr>
-      <w:r>
-        <w:t xml:space="preserve">Tenant coach logs in as themselves → sees only their clients</w:t>
-      </w:r>
-    </w:p>
-    <w:p>
-      <w:pPr>
-        <w:pStyle w:val="Compact"/>
-        <w:numPr>
-          <w:ilvl w:val="0"/>
-          <w:numId w:val="1029"/>
-        </w:numPr>
-      </w:pPr>
-      <w:r>
-        <w:t xml:space="preserve">Kade (as service_role) still has admin access via /dashboard/settings/tenants for support</w:t>
-      </w:r>
-    </w:p>
-    <w:bookmarkEnd w:id="19"/>
-    <w:bookmarkStart w:id="20" w:name="step-8-handover"/>
-    <w:p>
-      <w:pPr>
-        <w:pStyle w:val="Heading2"/>
-      </w:pPr>
-      <w:r>
-        <w:t xml:space="preserve">Step 8 · Handover</w:t>
-      </w:r>
-    </w:p>
-    <w:p>
-      <w:pPr>
-        <w:pStyle w:val="Compact"/>
-        <w:numPr>
-          <w:ilvl w:val="0"/>
-          <w:numId w:val="1030"/>
-        </w:numPr>
-      </w:pPr>
-      <w:r>
-        <w:t xml:space="preserve">1-hour training session on the coach dashboard</w:t>
-      </w:r>
-    </w:p>
-    <w:p>
-      <w:pPr>
-        <w:pStyle w:val="Compact"/>
-        <w:numPr>
-          <w:ilvl w:val="0"/>
-          <w:numId w:val="1031"/>
-        </w:numPr>
-      </w:pPr>
-      <w:r>
-        <w:t xml:space="preserve">Handover doc: login credentials, how-to-approve-plans, escalation contacts</w:t>
-      </w:r>
-    </w:p>
-    <w:p>
-      <w:pPr>
-        <w:pStyle w:val="Compact"/>
-        <w:numPr>
-          <w:ilvl w:val="0"/>
-          <w:numId w:val="1032"/>
-        </w:numPr>
-      </w:pPr>
-      <w:r>
-        <w:t xml:space="preserve">Load in their first 3-5 clients as a real test</w:t>
-      </w:r>
-    </w:p>
-    <w:p>
-      <w:pPr>
-        <w:pStyle w:val="Compact"/>
-        <w:numPr>
-          <w:ilvl w:val="0"/>
-          <w:numId w:val="1033"/>
-        </w:numPr>
-      </w:pPr>
-      <w:r>
-        <w:t xml:space="preserve">Tenant runs full loop solo for 24-48h before public launch</w:t>
-      </w:r>
-    </w:p>
-    <w:p>
-      <w:pPr>
-        <w:pStyle w:val="Compact"/>
-        <w:numPr>
-          <w:ilvl w:val="0"/>
-          <w:numId w:val="1034"/>
-        </w:numPr>
-      </w:pPr>
-      <w:r>
-        <w:t xml:space="preserve">Kade on standby for launch-day support</w:t>
+        <w:t xml:space="preserve">Use the seed template at</w:t>
+      </w:r>
+      <w:r>
+        <w:t xml:space="preserve"> </w:t>
+      </w:r>
+      <w:r>
+        <w:rPr>
+          <w:rStyle w:val="VerbatimChar"/>
+        </w:rPr>
+        <w:t xml:space="preserve">~/Dropbox/01_BODY_RECODE/06_SAAS_PLATFORM_BUILD/sql/TENANT_SEED_TEMPLATE.sql</w:t>
+      </w:r>
+      <w:r>
+        <w:t xml:space="preserve"> </w:t>
+      </w:r>
+      <w:r>
+        <w:t xml:space="preserve">— replace the placeholder values with the tenant’s data + run via</w:t>
+      </w:r>
+      <w:r>
+        <w:t xml:space="preserve"> </w:t>
+      </w:r>
+      <w:r>
+        <w:rPr>
+          <w:rStyle w:val="VerbatimChar"/>
+        </w:rPr>
+        <w:t xml:space="preserve">supabase db query --linked</w:t>
+      </w:r>
+      <w:r>
+        <w:t xml:space="preserve">.</w:t>
       </w:r>
     </w:p>
     <w:p>
@@ -2085,151 +1922,1112 @@
         </w:pict>
       </w:r>
     </w:p>
+    <w:bookmarkEnd w:id="12"/>
+    <w:bookmarkStart w:id="13" w:name="step-2-tenant-configures-their-brand"/>
+    <w:p>
+      <w:pPr>
+        <w:pStyle w:val="Heading2"/>
+      </w:pPr>
+      <w:r>
+        <w:t xml:space="preserve">Step 2 · Tenant configures their brand</w:t>
+      </w:r>
+    </w:p>
+    <w:p>
+      <w:pPr>
+        <w:pStyle w:val="FirstParagraph"/>
+      </w:pPr>
+      <w:r>
+        <w:t xml:space="preserve">Tenant logs in at</w:t>
+      </w:r>
+      <w:r>
+        <w:t xml:space="preserve"> </w:t>
+      </w:r>
+      <w:r>
+        <w:rPr>
+          <w:rStyle w:val="VerbatimChar"/>
+        </w:rPr>
+        <w:t xml:space="preserve">/portal/login</w:t>
+      </w:r>
+      <w:r>
+        <w:t xml:space="preserve"> </w:t>
+      </w:r>
+      <w:r>
+        <w:t xml:space="preserve">(their own coach email + password) then navigates to</w:t>
+      </w:r>
+      <w:r>
+        <w:t xml:space="preserve"> </w:t>
+      </w:r>
+      <w:r>
+        <w:rPr>
+          <w:rStyle w:val="VerbatimChar"/>
+        </w:rPr>
+        <w:t xml:space="preserve">/dashboard/settings/tenant</w:t>
+      </w:r>
+      <w:r>
+        <w:t xml:space="preserve">. Every section is editable inline:</w:t>
+      </w:r>
+    </w:p>
+    <w:p>
+      <w:pPr>
+        <w:pStyle w:val="Compact"/>
+        <w:numPr>
+          <w:ilvl w:val="0"/>
+          <w:numId w:val="1009"/>
+        </w:numPr>
+      </w:pPr>
+      <w:r>
+        <w:rPr>
+          <w:b/>
+          <w:bCs/>
+        </w:rPr>
+        <w:t xml:space="preserve">Brand shell</w:t>
+      </w:r>
+      <w:r>
+        <w:t xml:space="preserve"> </w:t>
+      </w:r>
+      <w:r>
+        <w:t xml:space="preserve">(13 fields — name, logos, domains, email addresses, accent color)</w:t>
+      </w:r>
+    </w:p>
+    <w:p>
+      <w:pPr>
+        <w:pStyle w:val="Compact"/>
+        <w:numPr>
+          <w:ilvl w:val="0"/>
+          <w:numId w:val="1009"/>
+        </w:numPr>
+      </w:pPr>
+      <w:r>
+        <w:rPr>
+          <w:b/>
+          <w:bCs/>
+        </w:rPr>
+        <w:t xml:space="preserve">Coach identity</w:t>
+      </w:r>
+      <w:r>
+        <w:t xml:space="preserve"> </w:t>
+      </w:r>
+      <w:r>
+        <w:t xml:space="preserve">(10 fields — name, photo, credentials, social handles, WhatsApp)</w:t>
+      </w:r>
+    </w:p>
+    <w:p>
+      <w:pPr>
+        <w:pStyle w:val="Compact"/>
+        <w:numPr>
+          <w:ilvl w:val="0"/>
+          <w:numId w:val="1009"/>
+        </w:numPr>
+      </w:pPr>
+      <w:r>
+        <w:rPr>
+          <w:b/>
+          <w:bCs/>
+        </w:rPr>
+        <w:t xml:space="preserve">Product wrapping</w:t>
+      </w:r>
+      <w:r>
+        <w:t xml:space="preserve"> </w:t>
+      </w:r>
+      <w:r>
+        <w:t xml:space="preserve">(11 fields — product names + prices in AUD)</w:t>
+      </w:r>
+    </w:p>
+    <w:p>
+      <w:pPr>
+        <w:pStyle w:val="Compact"/>
+        <w:numPr>
+          <w:ilvl w:val="0"/>
+          <w:numId w:val="1009"/>
+        </w:numPr>
+      </w:pPr>
+      <w:r>
+        <w:rPr>
+          <w:b/>
+          <w:bCs/>
+        </w:rPr>
+        <w:t xml:space="preserve">Licence</w:t>
+      </w:r>
+      <w:r>
+        <w:t xml:space="preserve"> </w:t>
+      </w:r>
+      <w:r>
+        <w:t xml:space="preserve">(</w:t>
+      </w:r>
+      <w:r>
+        <w:rPr>
+          <w:rStyle w:val="VerbatimChar"/>
+        </w:rPr>
+        <w:t xml:space="preserve">tenantId</w:t>
+      </w:r>
+      <w:r>
+        <w:t xml:space="preserve">,</w:t>
+      </w:r>
+      <w:r>
+        <w:t xml:space="preserve"> </w:t>
+      </w:r>
+      <w:r>
+        <w:rPr>
+          <w:rStyle w:val="VerbatimChar"/>
+        </w:rPr>
+        <w:t xml:space="preserve">poweredBy</w:t>
+      </w:r>
+      <w:r>
+        <w:t xml:space="preserve"> </w:t>
+      </w:r>
+      <w:r>
+        <w:t xml:space="preserve">toggle,</w:t>
+      </w:r>
+      <w:r>
+        <w:t xml:space="preserve"> </w:t>
+      </w:r>
+      <w:r>
+        <w:rPr>
+          <w:rStyle w:val="VerbatimChar"/>
+        </w:rPr>
+        <w:t xml:space="preserve">version</w:t>
+      </w:r>
+      <w:r>
+        <w:t xml:space="preserve"> </w:t>
+      </w:r>
+      <w:r>
+        <w:t xml:space="preserve">stamp)</w:t>
+      </w:r>
+    </w:p>
+    <w:p>
+      <w:pPr>
+        <w:pStyle w:val="Compact"/>
+        <w:numPr>
+          <w:ilvl w:val="0"/>
+          <w:numId w:val="1009"/>
+        </w:numPr>
+      </w:pPr>
+      <w:r>
+        <w:rPr>
+          <w:b/>
+          <w:bCs/>
+        </w:rPr>
+        <w:t xml:space="preserve">Modality</w:t>
+      </w:r>
+      <w:r>
+        <w:t xml:space="preserve"> </w:t>
+      </w:r>
+      <w:r>
+        <w:t xml:space="preserve">(id + label + doctrineMode — usually leave at A for founding partners)</w:t>
+      </w:r>
+    </w:p>
+    <w:p>
+      <w:pPr>
+        <w:pStyle w:val="FirstParagraph"/>
+      </w:pPr>
+      <w:r>
+        <w:t xml:space="preserve">Saves via</w:t>
+      </w:r>
+      <w:r>
+        <w:t xml:space="preserve"> </w:t>
+      </w:r>
+      <w:r>
+        <w:rPr>
+          <w:rStyle w:val="VerbatimChar"/>
+        </w:rPr>
+        <w:t xml:space="preserve">POST /api/tenant/update</w:t>
+      </w:r>
+      <w:r>
+        <w:t xml:space="preserve"> </w:t>
+      </w:r>
+      <w:r>
+        <w:t xml:space="preserve">which:</w:t>
+      </w:r>
+      <w:r>
+        <w:t xml:space="preserve"> </w:t>
+      </w:r>
+      <w:r>
+        <w:t xml:space="preserve">- Verifies caller is authenticated + on coach allowlist</w:t>
+      </w:r>
+      <w:r>
+        <w:t xml:space="preserve"> </w:t>
+      </w:r>
+      <w:r>
+        <w:t xml:space="preserve">- Uses RLS-protected client (coach can only update their own row)</w:t>
+      </w:r>
+      <w:r>
+        <w:t xml:space="preserve"> </w:t>
+      </w:r>
+      <w:r>
+        <w:t xml:space="preserve">- Invalidates the in-memory tenant cache on success</w:t>
+      </w:r>
+    </w:p>
+    <w:bookmarkEnd w:id="13"/>
+    <w:bookmarkStart w:id="16" w:name="step-3-domain-routing"/>
+    <w:p>
+      <w:pPr>
+        <w:pStyle w:val="Heading2"/>
+      </w:pPr>
+      <w:r>
+        <w:t xml:space="preserve">Step 3 · Domain routing</w:t>
+      </w:r>
+    </w:p>
+    <w:p>
+      <w:pPr>
+        <w:pStyle w:val="FirstParagraph"/>
+      </w:pPr>
+      <w:r>
+        <w:t xml:space="preserve">Two approaches depending on tenant’s setup.</w:t>
+      </w:r>
+    </w:p>
+    <w:bookmarkStart w:id="14" w:name="Xc6cf0338ee3c586f1eeb1d9fe95bb75c81924fe"/>
+    <w:p>
+      <w:pPr>
+        <w:pStyle w:val="Heading3"/>
+      </w:pPr>
+      <w:r>
+        <w:t xml:space="preserve">Approach 1 · Subdomain on shared deployment (fastest, cheapest)</w:t>
+      </w:r>
+    </w:p>
+    <w:p>
+      <w:pPr>
+        <w:pStyle w:val="Compact"/>
+        <w:numPr>
+          <w:ilvl w:val="0"/>
+          <w:numId w:val="1010"/>
+        </w:numPr>
+      </w:pPr>
+      <w:r>
+        <w:t xml:space="preserve">Point their subdomain (e.g. </w:t>
+      </w:r>
+      <w:r>
+        <w:rPr>
+          <w:rStyle w:val="VerbatimChar"/>
+        </w:rPr>
+        <w:t xml:space="preserve">melisa.sot-platform.com</w:t>
+      </w:r>
+      <w:r>
+        <w:t xml:space="preserve">) at the BR Vercel deployment via CNAME</w:t>
+      </w:r>
+    </w:p>
+    <w:p>
+      <w:pPr>
+        <w:pStyle w:val="Compact"/>
+        <w:numPr>
+          <w:ilvl w:val="0"/>
+          <w:numId w:val="1010"/>
+        </w:numPr>
+      </w:pPr>
+      <w:r>
+        <w:rPr>
+          <w:rStyle w:val="VerbatimChar"/>
+        </w:rPr>
+        <w:t xml:space="preserve">src/lib/tenant-resolver.ts</w:t>
+      </w:r>
+      <w:r>
+        <w:t xml:space="preserve"> </w:t>
+      </w:r>
+      <w:r>
+        <w:t xml:space="preserve">already recognises 3-part hosts — extracts first label as tenant_id (</w:t>
+      </w:r>
+      <w:r>
+        <w:rPr>
+          <w:rStyle w:val="VerbatimChar"/>
+        </w:rPr>
+        <w:t xml:space="preserve">melisa.sot-platform.com</w:t>
+      </w:r>
+      <w:r>
+        <w:t xml:space="preserve"> </w:t>
+      </w:r>
+      <w:r>
+        <w:t xml:space="preserve">→</w:t>
+      </w:r>
+      <w:r>
+        <w:t xml:space="preserve"> </w:t>
+      </w:r>
+      <w:r>
+        <w:rPr>
+          <w:rStyle w:val="VerbatimChar"/>
+        </w:rPr>
+        <w:t xml:space="preserve">tenant_id='melisa'</w:t>
+      </w:r>
+      <w:r>
+        <w:t xml:space="preserve">)</w:t>
+      </w:r>
+    </w:p>
+    <w:p>
+      <w:pPr>
+        <w:pStyle w:val="Compact"/>
+        <w:numPr>
+          <w:ilvl w:val="0"/>
+          <w:numId w:val="1010"/>
+        </w:numPr>
+      </w:pPr>
+      <w:r>
+        <w:t xml:space="preserve">No middleware changes needed</w:t>
+      </w:r>
+    </w:p>
+    <w:p>
+      <w:pPr>
+        <w:pStyle w:val="Compact"/>
+        <w:numPr>
+          <w:ilvl w:val="0"/>
+          <w:numId w:val="1010"/>
+        </w:numPr>
+      </w:pPr>
+      <w:r>
+        <w:t xml:space="preserve">Test:</w:t>
+      </w:r>
+      <w:r>
+        <w:t xml:space="preserve"> </w:t>
+      </w:r>
+      <w:r>
+        <w:rPr>
+          <w:rStyle w:val="VerbatimChar"/>
+        </w:rPr>
+        <w:t xml:space="preserve">curl -H "Host: melisa.sot-platform.com" https://bodyrecode.au/</w:t>
+      </w:r>
+      <w:r>
+        <w:t xml:space="preserve"> </w:t>
+      </w:r>
+      <w:r>
+        <w:t xml:space="preserve">should render Melisa’s brand once feature flag is on</w:t>
+      </w:r>
+    </w:p>
+    <w:bookmarkEnd w:id="14"/>
+    <w:bookmarkStart w:id="15" w:name="X7c61dad660aa28051588d5f1191aee0407f6a45"/>
+    <w:p>
+      <w:pPr>
+        <w:pStyle w:val="Heading3"/>
+      </w:pPr>
+      <w:r>
+        <w:t xml:space="preserve">Approach 2 · Custom domain (future — tenant_domains table)</w:t>
+      </w:r>
+    </w:p>
+    <w:p>
+      <w:pPr>
+        <w:pStyle w:val="FirstParagraph"/>
+      </w:pPr>
+      <w:r>
+        <w:t xml:space="preserve">Not yet implemented. Requires a</w:t>
+      </w:r>
+      <w:r>
+        <w:t xml:space="preserve"> </w:t>
+      </w:r>
+      <w:r>
+        <w:rPr>
+          <w:rStyle w:val="VerbatimChar"/>
+        </w:rPr>
+        <w:t xml:space="preserve">tenant_domains</w:t>
+      </w:r>
+      <w:r>
+        <w:t xml:space="preserve"> </w:t>
+      </w:r>
+      <w:r>
+        <w:t xml:space="preserve">mapping table + resolver extension. Track for post-Founding-Ten evergreen tier.</w:t>
+      </w:r>
+    </w:p>
+    <w:bookmarkEnd w:id="15"/>
+    <w:bookmarkEnd w:id="16"/>
+    <w:bookmarkStart w:id="17" w:name="step-4-enable-db-backed-tenant-config"/>
+    <w:p>
+      <w:pPr>
+        <w:pStyle w:val="Heading2"/>
+      </w:pPr>
+      <w:r>
+        <w:t xml:space="preserve">Step 4 · Enable DB-backed tenant config</w:t>
+      </w:r>
+    </w:p>
+    <w:p>
+      <w:pPr>
+        <w:pStyle w:val="FirstParagraph"/>
+      </w:pPr>
+      <w:r>
+        <w:t xml:space="preserve">In Vercel project settings → Environment Variables:</w:t>
+      </w:r>
+    </w:p>
+    <w:p>
+      <w:pPr>
+        <w:pStyle w:val="Compact"/>
+        <w:numPr>
+          <w:ilvl w:val="0"/>
+          <w:numId w:val="1011"/>
+        </w:numPr>
+      </w:pPr>
+      <w:r>
+        <w:rPr>
+          <w:rStyle w:val="VerbatimChar"/>
+        </w:rPr>
+        <w:t xml:space="preserve">NEXT_PUBLIC_TENANT_DB_ENABLED=true</w:t>
+      </w:r>
+    </w:p>
+    <w:p>
+      <w:pPr>
+        <w:pStyle w:val="FirstParagraph"/>
+      </w:pPr>
+      <w:r>
+        <w:t xml:space="preserve">Redeploy. On next request:</w:t>
+      </w:r>
+      <w:r>
+        <w:t xml:space="preserve"> </w:t>
+      </w:r>
+      <w:r>
+        <w:t xml:space="preserve">- Middleware sets</w:t>
+      </w:r>
+      <w:r>
+        <w:t xml:space="preserve"> </w:t>
+      </w:r>
+      <w:r>
+        <w:rPr>
+          <w:rStyle w:val="VerbatimChar"/>
+        </w:rPr>
+        <w:t xml:space="preserve">x-tenant-id</w:t>
+      </w:r>
+      <w:r>
+        <w:t xml:space="preserve"> </w:t>
+      </w:r>
+      <w:r>
+        <w:t xml:space="preserve">header based on host</w:t>
+      </w:r>
+      <w:r>
+        <w:t xml:space="preserve"> </w:t>
+      </w:r>
+      <w:r>
+        <w:t xml:space="preserve">- Root layout calls</w:t>
+      </w:r>
+      <w:r>
+        <w:t xml:space="preserve"> </w:t>
+      </w:r>
+      <w:r>
+        <w:rPr>
+          <w:rStyle w:val="VerbatimChar"/>
+        </w:rPr>
+        <w:t xml:space="preserve">prefetchTenant(tenantId)</w:t>
+      </w:r>
+      <w:r>
+        <w:t xml:space="preserve"> </w:t>
+      </w:r>
+      <w:r>
+        <w:t xml:space="preserve">→ warms cache</w:t>
+      </w:r>
+      <w:r>
+        <w:t xml:space="preserve"> </w:t>
+      </w:r>
+      <w:r>
+        <w:t xml:space="preserve">- Every downstream</w:t>
+      </w:r>
+      <w:r>
+        <w:t xml:space="preserve"> </w:t>
+      </w:r>
+      <w:r>
+        <w:rPr>
+          <w:rStyle w:val="VerbatimChar"/>
+        </w:rPr>
+        <w:t xml:space="preserve">getTenant()</w:t>
+      </w:r>
+      <w:r>
+        <w:t xml:space="preserve"> </w:t>
+      </w:r>
+      <w:r>
+        <w:t xml:space="preserve">returns THEIR config, not BR’s</w:t>
+      </w:r>
+    </w:p>
+    <w:p>
+      <w:pPr>
+        <w:pStyle w:val="BodyText"/>
+      </w:pPr>
+      <w:r>
+        <w:t xml:space="preserve">Falls back to hardcoded BR config on any DB failure. Zero-risk cutover.</w:t>
+      </w:r>
+    </w:p>
+    <w:bookmarkEnd w:id="17"/>
+    <w:bookmarkStart w:id="18" w:name="step-5-wire-tenant-stripe"/>
+    <w:p>
+      <w:pPr>
+        <w:pStyle w:val="Heading2"/>
+      </w:pPr>
+      <w:r>
+        <w:t xml:space="preserve">Step 5 · Wire tenant Stripe</w:t>
+      </w:r>
+    </w:p>
+    <w:p>
+      <w:pPr>
+        <w:pStyle w:val="Compact"/>
+        <w:numPr>
+          <w:ilvl w:val="0"/>
+          <w:numId w:val="1012"/>
+        </w:numPr>
+      </w:pPr>
+      <w:r>
+        <w:t xml:space="preserve">Tenant creates their Stripe products (Report, Challenge, Blueprint, Membership) matching what’s in their</w:t>
+      </w:r>
+      <w:r>
+        <w:t xml:space="preserve"> </w:t>
+      </w:r>
+      <w:r>
+        <w:rPr>
+          <w:rStyle w:val="VerbatimChar"/>
+        </w:rPr>
+        <w:t xml:space="preserve">products</w:t>
+      </w:r>
+      <w:r>
+        <w:t xml:space="preserve"> </w:t>
+      </w:r>
+      <w:r>
+        <w:t xml:space="preserve">config</w:t>
+      </w:r>
+    </w:p>
+    <w:p>
+      <w:pPr>
+        <w:pStyle w:val="Compact"/>
+        <w:numPr>
+          <w:ilvl w:val="0"/>
+          <w:numId w:val="1013"/>
+        </w:numPr>
+      </w:pPr>
+      <w:r>
+        <w:t xml:space="preserve">Tenant enables Stripe Connect if they’ll receive payments directly (not-yet-implemented)</w:t>
+      </w:r>
+    </w:p>
+    <w:p>
+      <w:pPr>
+        <w:pStyle w:val="Compact"/>
+        <w:numPr>
+          <w:ilvl w:val="0"/>
+          <w:numId w:val="1014"/>
+        </w:numPr>
+      </w:pPr>
+      <w:r>
+        <w:t xml:space="preserve">Add</w:t>
+      </w:r>
+      <w:r>
+        <w:t xml:space="preserve"> </w:t>
+      </w:r>
+      <w:r>
+        <w:rPr>
+          <w:rStyle w:val="VerbatimChar"/>
+        </w:rPr>
+        <w:t xml:space="preserve">STRIPE_SECRET_KEY_{TENANT}</w:t>
+      </w:r>
+      <w:r>
+        <w:t xml:space="preserve"> </w:t>
+      </w:r>
+      <w:r>
+        <w:t xml:space="preserve">env var + wire routing (post-Founding-Ten work)</w:t>
+      </w:r>
+    </w:p>
+    <w:p>
+      <w:pPr>
+        <w:pStyle w:val="FirstParagraph"/>
+      </w:pPr>
+      <w:r>
+        <w:t xml:space="preserve">Interim: manual per-tenant Stripe account routing. Not in this cutover.</w:t>
+      </w:r>
+    </w:p>
+    <w:bookmarkEnd w:id="18"/>
+    <w:bookmarkStart w:id="19" w:name="step-6-wire-tenant-resend"/>
+    <w:p>
+      <w:pPr>
+        <w:pStyle w:val="Heading2"/>
+      </w:pPr>
+      <w:r>
+        <w:t xml:space="preserve">Step 6 · Wire tenant Resend</w:t>
+      </w:r>
+    </w:p>
+    <w:p>
+      <w:pPr>
+        <w:pStyle w:val="FirstParagraph"/>
+      </w:pPr>
+      <w:r>
+        <w:rPr>
+          <w:b/>
+          <w:bCs/>
+        </w:rPr>
+        <w:t xml:space="preserve">Code wiring is DONE (2026-07-03).</w:t>
+      </w:r>
+      <w:r>
+        <w:t xml:space="preserve"> </w:t>
+      </w:r>
+      <w:r>
+        <w:rPr>
+          <w:rStyle w:val="VerbatimChar"/>
+        </w:rPr>
+        <w:t xml:space="preserve">fromCoach()</w:t>
+      </w:r>
+      <w:r>
+        <w:t xml:space="preserve">,</w:t>
+      </w:r>
+      <w:r>
+        <w:t xml:space="preserve"> </w:t>
+      </w:r>
+      <w:r>
+        <w:rPr>
+          <w:rStyle w:val="VerbatimChar"/>
+        </w:rPr>
+        <w:t xml:space="preserve">fromBrand()</w:t>
+      </w:r>
+      <w:r>
+        <w:t xml:space="preserve">,</w:t>
+      </w:r>
+      <w:r>
+        <w:t xml:space="preserve"> </w:t>
+      </w:r>
+      <w:r>
+        <w:rPr>
+          <w:rStyle w:val="VerbatimChar"/>
+        </w:rPr>
+        <w:t xml:space="preserve">COACH_BCC</w:t>
+      </w:r>
+      <w:r>
+        <w:t xml:space="preserve"> </w:t>
+      </w:r>
+      <w:r>
+        <w:t xml:space="preserve">in</w:t>
+      </w:r>
+      <w:r>
+        <w:t xml:space="preserve"> </w:t>
+      </w:r>
+      <w:r>
+        <w:rPr>
+          <w:rStyle w:val="VerbatimChar"/>
+        </w:rPr>
+        <w:t xml:space="preserve">src/lib/email-shell.ts</w:t>
+      </w:r>
+      <w:r>
+        <w:t xml:space="preserve"> </w:t>
+      </w:r>
+      <w:r>
+        <w:t xml:space="preserve">all read from</w:t>
+      </w:r>
+      <w:r>
+        <w:t xml:space="preserve"> </w:t>
+      </w:r>
+      <w:r>
+        <w:rPr>
+          <w:rStyle w:val="VerbatimChar"/>
+        </w:rPr>
+        <w:t xml:space="preserve">brand()</w:t>
+      </w:r>
+      <w:r>
+        <w:t xml:space="preserve">/</w:t>
+      </w:r>
+      <w:r>
+        <w:rPr>
+          <w:rStyle w:val="VerbatimChar"/>
+        </w:rPr>
+        <w:t xml:space="preserve">coach()</w:t>
+      </w:r>
+      <w:r>
+        <w:t xml:space="preserve"> </w:t>
+      </w:r>
+      <w:r>
+        <w:t xml:space="preserve">— updating the tenant’s</w:t>
+      </w:r>
+      <w:r>
+        <w:t xml:space="preserve"> </w:t>
+      </w:r>
+      <w:r>
+        <w:rPr>
+          <w:rStyle w:val="VerbatimChar"/>
+        </w:rPr>
+        <w:t xml:space="preserve">brand.fromEmail</w:t>
+      </w:r>
+      <w:r>
+        <w:t xml:space="preserve"> </w:t>
+      </w:r>
+      <w:r>
+        <w:t xml:space="preserve">via /dashboard/settings/tenant changes the from-address on all 115 send sites automatically.</w:t>
+      </w:r>
+    </w:p>
+    <w:p>
+      <w:pPr>
+        <w:pStyle w:val="BodyText"/>
+      </w:pPr>
+      <w:r>
+        <w:t xml:space="preserve">Remaining manual work per tenant:</w:t>
+      </w:r>
+    </w:p>
+    <w:p>
+      <w:pPr>
+        <w:pStyle w:val="Compact"/>
+        <w:numPr>
+          <w:ilvl w:val="0"/>
+          <w:numId w:val="1015"/>
+        </w:numPr>
+      </w:pPr>
+      <w:r>
+        <w:t xml:space="preserve">Add tenant’s sending domain to the shared Resend account (Kade’s account for now — see scaling note below)</w:t>
+      </w:r>
+    </w:p>
+    <w:p>
+      <w:pPr>
+        <w:pStyle w:val="Compact"/>
+        <w:numPr>
+          <w:ilvl w:val="0"/>
+          <w:numId w:val="1016"/>
+        </w:numPr>
+      </w:pPr>
+      <w:r>
+        <w:t xml:space="preserve">Domain verified in Resend (DKIM + SPF DNS records propagated)</w:t>
+      </w:r>
+    </w:p>
+    <w:p>
+      <w:pPr>
+        <w:pStyle w:val="Compact"/>
+        <w:numPr>
+          <w:ilvl w:val="0"/>
+          <w:numId w:val="1017"/>
+        </w:numPr>
+      </w:pPr>
+      <w:r>
+        <w:t xml:space="preserve">Test send from</w:t>
+      </w:r>
+      <w:r>
+        <w:t xml:space="preserve"> </w:t>
+      </w:r>
+      <w:r>
+        <w:rPr>
+          <w:rStyle w:val="VerbatimChar"/>
+        </w:rPr>
+        <w:t xml:space="preserve">${tenant}@send.${tenant-domain}</w:t>
+      </w:r>
+      <w:r>
+        <w:t xml:space="preserve"> </w:t>
+      </w:r>
+      <w:r>
+        <w:t xml:space="preserve">to Kade’s inbox</w:t>
+      </w:r>
+    </w:p>
+    <w:p>
+      <w:pPr>
+        <w:pStyle w:val="Compact"/>
+        <w:numPr>
+          <w:ilvl w:val="0"/>
+          <w:numId w:val="1018"/>
+        </w:numPr>
+      </w:pPr>
+      <w:r>
+        <w:t xml:space="preserve">Verify no delivery to spam (Outlook + Gmail)</w:t>
+      </w:r>
+    </w:p>
+    <w:p>
+      <w:pPr>
+        <w:pStyle w:val="Compact"/>
+        <w:numPr>
+          <w:ilvl w:val="0"/>
+          <w:numId w:val="1019"/>
+        </w:numPr>
+      </w:pPr>
+      <w:r>
+        <w:t xml:space="preserve">Update tenant’s</w:t>
+      </w:r>
+      <w:r>
+        <w:t xml:space="preserve"> </w:t>
+      </w:r>
+      <w:r>
+        <w:rPr>
+          <w:rStyle w:val="VerbatimChar"/>
+        </w:rPr>
+        <w:t xml:space="preserve">brand.fromEmail</w:t>
+      </w:r>
+      <w:r>
+        <w:t xml:space="preserve"> </w:t>
+      </w:r>
+      <w:r>
+        <w:t xml:space="preserve">and</w:t>
+      </w:r>
+      <w:r>
+        <w:t xml:space="preserve"> </w:t>
+      </w:r>
+      <w:r>
+        <w:rPr>
+          <w:rStyle w:val="VerbatimChar"/>
+        </w:rPr>
+        <w:t xml:space="preserve">brand.replyToEmail</w:t>
+      </w:r>
+      <w:r>
+        <w:t xml:space="preserve"> </w:t>
+      </w:r>
+      <w:r>
+        <w:t xml:space="preserve">via /dashboard/settings/tenant</w:t>
+      </w:r>
+    </w:p>
+    <w:p>
+      <w:pPr>
+        <w:pStyle w:val="FirstParagraph"/>
+      </w:pPr>
+      <w:r>
+        <w:rPr>
+          <w:b/>
+          <w:bCs/>
+        </w:rPr>
+        <w:t xml:space="preserve">Scaling note (post-Founding-Ten):</w:t>
+      </w:r>
+      <w:r>
+        <w:t xml:space="preserve"> </w:t>
+      </w:r>
+      <w:r>
+        <w:t xml:space="preserve">All tenants currently share Kade’s</w:t>
+      </w:r>
+      <w:r>
+        <w:t xml:space="preserve"> </w:t>
+      </w:r>
+      <w:r>
+        <w:rPr>
+          <w:rStyle w:val="VerbatimChar"/>
+        </w:rPr>
+        <w:t xml:space="preserve">RESEND_API_KEY</w:t>
+      </w:r>
+      <w:r>
+        <w:t xml:space="preserve"> </w:t>
+      </w:r>
+      <w:r>
+        <w:t xml:space="preserve">env var. Kade adds each tenant’s DNS records to his Resend account and each tenant sends through him. This works for 10 partners but caps at ~50 verified domains per Resend account. Post-Founding-Ten: introduce per-tenant</w:t>
+      </w:r>
+      <w:r>
+        <w:t xml:space="preserve"> </w:t>
+      </w:r>
+      <w:r>
+        <w:rPr>
+          <w:rStyle w:val="VerbatimChar"/>
+        </w:rPr>
+        <w:t xml:space="preserve">RESEND_API_KEY_{TENANT_SLUG}</w:t>
+      </w:r>
+      <w:r>
+        <w:t xml:space="preserve"> </w:t>
+      </w:r>
+      <w:r>
+        <w:t xml:space="preserve">env vars + a</w:t>
+      </w:r>
+      <w:r>
+        <w:t xml:space="preserve"> </w:t>
+      </w:r>
+      <w:r>
+        <w:rPr>
+          <w:rStyle w:val="VerbatimChar"/>
+        </w:rPr>
+        <w:t xml:space="preserve">getResendKey(tenantId)</w:t>
+      </w:r>
+      <w:r>
+        <w:t xml:space="preserve"> </w:t>
+      </w:r>
+      <w:r>
+        <w:t xml:space="preserve">helper that reads the tenant-scoped key with fallback to the shared key. All 115 send sites already call helper functions, so the choke point is small.</w:t>
+      </w:r>
+    </w:p>
+    <w:bookmarkEnd w:id="19"/>
+    <w:bookmarkStart w:id="20" w:name="step-7-definition-of-done"/>
+    <w:p>
+      <w:pPr>
+        <w:pStyle w:val="Heading2"/>
+      </w:pPr>
+      <w:r>
+        <w:t xml:space="preserve">Step 7 · Definition of Done</w:t>
+      </w:r>
+    </w:p>
+    <w:p>
+      <w:pPr>
+        <w:pStyle w:val="FirstParagraph"/>
+      </w:pPr>
+      <w:r>
+        <w:t xml:space="preserve">Test each of these on tenant’s live domain BEFORE handoff:</w:t>
+      </w:r>
+    </w:p>
+    <w:p>
+      <w:pPr>
+        <w:pStyle w:val="Compact"/>
+        <w:numPr>
+          <w:ilvl w:val="0"/>
+          <w:numId w:val="1020"/>
+        </w:numPr>
+      </w:pPr>
+      <w:r>
+        <w:t xml:space="preserve">Homepage loads with THEIR branding (name, logo, colour) — no</w:t>
+      </w:r>
+      <w:r>
+        <w:t xml:space="preserve"> </w:t>
+      </w:r>
+      <w:r>
+        <w:t xml:space="preserve">“Body Recode”</w:t>
+      </w:r>
+      <w:r>
+        <w:t xml:space="preserve"> </w:t>
+      </w:r>
+      <w:r>
+        <w:t xml:space="preserve">visible above the fold</w:t>
+      </w:r>
+    </w:p>
+    <w:p>
+      <w:pPr>
+        <w:pStyle w:val="Compact"/>
+        <w:numPr>
+          <w:ilvl w:val="0"/>
+          <w:numId w:val="1021"/>
+        </w:numPr>
+      </w:pPr>
+      <w:r>
+        <w:t xml:space="preserve">Scorecard funnel: entry → quiz → submit → report email fires from THEIR from-address</w:t>
+      </w:r>
+    </w:p>
+    <w:p>
+      <w:pPr>
+        <w:pStyle w:val="Compact"/>
+        <w:numPr>
+          <w:ilvl w:val="0"/>
+          <w:numId w:val="1022"/>
+        </w:numPr>
+      </w:pPr>
+      <w:r>
+        <w:t xml:space="preserve">Report email: THEIR logo, THEIR voice, links back to THEIR domain</w:t>
+      </w:r>
+    </w:p>
+    <w:p>
+      <w:pPr>
+        <w:pStyle w:val="Compact"/>
+        <w:numPr>
+          <w:ilvl w:val="0"/>
+          <w:numId w:val="1023"/>
+        </w:numPr>
+      </w:pPr>
+      <w:r>
+        <w:t xml:space="preserve">Client can sign up via portal → welcome email from THEIR from-address</w:t>
+      </w:r>
+    </w:p>
+    <w:p>
+      <w:pPr>
+        <w:pStyle w:val="Compact"/>
+        <w:numPr>
+          <w:ilvl w:val="0"/>
+          <w:numId w:val="1024"/>
+        </w:numPr>
+      </w:pPr>
+      <w:r>
+        <w:t xml:space="preserve">Foundational intake works + generates CFFS + Foundational Reading</w:t>
+      </w:r>
+    </w:p>
+    <w:p>
+      <w:pPr>
+        <w:pStyle w:val="Compact"/>
+        <w:numPr>
+          <w:ilvl w:val="0"/>
+          <w:numId w:val="1025"/>
+        </w:numPr>
+      </w:pPr>
+      <w:r>
+        <w:t xml:space="preserve">Coach can approve/publish → client sees in portal</w:t>
+      </w:r>
+    </w:p>
+    <w:p>
+      <w:pPr>
+        <w:pStyle w:val="Compact"/>
+        <w:numPr>
+          <w:ilvl w:val="0"/>
+          <w:numId w:val="1026"/>
+        </w:numPr>
+      </w:pPr>
+      <w:r>
+        <w:t xml:space="preserve">Weekly check-in flow works</w:t>
+      </w:r>
+    </w:p>
+    <w:p>
+      <w:pPr>
+        <w:pStyle w:val="Compact"/>
+        <w:numPr>
+          <w:ilvl w:val="0"/>
+          <w:numId w:val="1027"/>
+        </w:numPr>
+      </w:pPr>
+      <w:r>
+        <w:t xml:space="preserve">Payments: test purchase clears in THEIR Stripe</w:t>
+      </w:r>
+    </w:p>
+    <w:p>
+      <w:pPr>
+        <w:pStyle w:val="Compact"/>
+        <w:numPr>
+          <w:ilvl w:val="0"/>
+          <w:numId w:val="1028"/>
+        </w:numPr>
+      </w:pPr>
+      <w:r>
+        <w:t xml:space="preserve">Tenant coach logs in as themselves → sees only their clients</w:t>
+      </w:r>
+    </w:p>
+    <w:p>
+      <w:pPr>
+        <w:pStyle w:val="Compact"/>
+        <w:numPr>
+          <w:ilvl w:val="0"/>
+          <w:numId w:val="1029"/>
+        </w:numPr>
+      </w:pPr>
+      <w:r>
+        <w:t xml:space="preserve">Kade (as service_role) still has admin access via /dashboard/settings/tenants for support</w:t>
+      </w:r>
+    </w:p>
     <w:bookmarkEnd w:id="20"/>
-    <w:bookmarkStart w:id="21" w:name="rollback-if-something-breaks"/>
+    <w:bookmarkStart w:id="21" w:name="step-8-handover"/>
     <w:p>
       <w:pPr>
         <w:pStyle w:val="Heading2"/>
       </w:pPr>
       <w:r>
-        <w:t xml:space="preserve">Rollback if something breaks</w:t>
-      </w:r>
-    </w:p>
-    <w:p>
-      <w:pPr>
-        <w:pStyle w:val="FirstParagraph"/>
-      </w:pPr>
-      <w:r>
-        <w:t xml:space="preserve">Any point during onboarding:</w:t>
-      </w:r>
-    </w:p>
-    <w:p>
-      <w:pPr>
-        <w:pStyle w:val="Compact"/>
-        <w:numPr>
-          <w:ilvl w:val="0"/>
-          <w:numId w:val="1035"/>
-        </w:numPr>
-      </w:pPr>
-      <w:r>
-        <w:rPr>
-          <w:b/>
-          <w:bCs/>
-        </w:rPr>
-        <w:t xml:space="preserve">Feature flag off:</w:t>
-      </w:r>
-      <w:r>
-        <w:t xml:space="preserve"> </w:t>
-      </w:r>
-      <w:r>
-        <w:t xml:space="preserve">set</w:t>
-      </w:r>
-      <w:r>
-        <w:t xml:space="preserve"> </w:t>
-      </w:r>
-      <w:r>
-        <w:rPr>
-          <w:rStyle w:val="VerbatimChar"/>
-        </w:rPr>
-        <w:t xml:space="preserve">NEXT_PUBLIC_TENANT_DB_ENABLED=false</w:t>
-      </w:r>
-      <w:r>
-        <w:t xml:space="preserve"> </w:t>
-      </w:r>
-      <w:r>
-        <w:t xml:space="preserve">on Vercel → immediately reverts to in-code BR config for that deployment</w:t>
-      </w:r>
-    </w:p>
-    <w:p>
-      <w:pPr>
-        <w:pStyle w:val="Compact"/>
-        <w:numPr>
-          <w:ilvl w:val="0"/>
-          <w:numId w:val="1035"/>
-        </w:numPr>
-      </w:pPr>
-      <w:r>
-        <w:rPr>
-          <w:b/>
-          <w:bCs/>
-        </w:rPr>
-        <w:t xml:space="preserve">Domain redirect:</w:t>
-      </w:r>
-      <w:r>
-        <w:t xml:space="preserve"> </w:t>
-      </w:r>
-      <w:r>
-        <w:t xml:space="preserve">point their domain at a</w:t>
-      </w:r>
-      <w:r>
-        <w:t xml:space="preserve"> </w:t>
-      </w:r>
-      <w:r>
-        <w:t xml:space="preserve">“coming soon”</w:t>
-      </w:r>
-      <w:r>
-        <w:t xml:space="preserve"> </w:t>
-      </w:r>
-      <w:r>
-        <w:t xml:space="preserve">holding page</w:t>
-      </w:r>
-    </w:p>
-    <w:p>
-      <w:pPr>
-        <w:pStyle w:val="Compact"/>
-        <w:numPr>
-          <w:ilvl w:val="0"/>
-          <w:numId w:val="1035"/>
-        </w:numPr>
-      </w:pPr>
-      <w:r>
-        <w:rPr>
-          <w:b/>
-          <w:bCs/>
-        </w:rPr>
-        <w:t xml:space="preserve">Delete tenant row:</w:t>
-      </w:r>
-      <w:r>
-        <w:t xml:space="preserve"> </w:t>
-      </w:r>
-      <w:r>
-        <w:rPr>
-          <w:rStyle w:val="VerbatimChar"/>
-        </w:rPr>
-        <w:t xml:space="preserve">DELETE FROM tenant_config WHERE coach_id = 'THEIR_UUID';</w:t>
-      </w:r>
-      <w:r>
-        <w:t xml:space="preserve"> </w:t>
-      </w:r>
-      <w:r>
-        <w:t xml:space="preserve">— safe, cache auto-invalidates</w:t>
-      </w:r>
-    </w:p>
-    <w:p>
-      <w:pPr>
-        <w:pStyle w:val="Compact"/>
-        <w:numPr>
-          <w:ilvl w:val="0"/>
-          <w:numId w:val="1035"/>
-        </w:numPr>
-      </w:pPr>
-      <w:r>
-        <w:rPr>
-          <w:b/>
-          <w:bCs/>
-        </w:rPr>
-        <w:t xml:space="preserve">Refund test transactions</w:t>
-      </w:r>
-      <w:r>
-        <w:t xml:space="preserve">: from their Stripe (their money, their action)</w:t>
-      </w:r>
-    </w:p>
-    <w:p>
-      <w:pPr>
-        <w:pStyle w:val="FirstParagraph"/>
-      </w:pPr>
-      <w:r>
-        <w:t xml:space="preserve">Zero data loss risk because tenant_config is isolated from client data (which is coach_id-scoped via RLS separately).</w:t>
+        <w:t xml:space="preserve">Step 8 · Handover</w:t>
+      </w:r>
+    </w:p>
+    <w:p>
+      <w:pPr>
+        <w:pStyle w:val="Compact"/>
+        <w:numPr>
+          <w:ilvl w:val="0"/>
+          <w:numId w:val="1030"/>
+        </w:numPr>
+      </w:pPr>
+      <w:r>
+        <w:t xml:space="preserve">1-hour training session on the coach dashboard</w:t>
+      </w:r>
+    </w:p>
+    <w:p>
+      <w:pPr>
+        <w:pStyle w:val="Compact"/>
+        <w:numPr>
+          <w:ilvl w:val="0"/>
+          <w:numId w:val="1031"/>
+        </w:numPr>
+      </w:pPr>
+      <w:r>
+        <w:t xml:space="preserve">Handover doc: login credentials, how-to-approve-plans, escalation contacts</w:t>
+      </w:r>
+    </w:p>
+    <w:p>
+      <w:pPr>
+        <w:pStyle w:val="Compact"/>
+        <w:numPr>
+          <w:ilvl w:val="0"/>
+          <w:numId w:val="1032"/>
+        </w:numPr>
+      </w:pPr>
+      <w:r>
+        <w:t xml:space="preserve">Load in their first 3-5 clients as a real test</w:t>
+      </w:r>
+    </w:p>
+    <w:p>
+      <w:pPr>
+        <w:pStyle w:val="Compact"/>
+        <w:numPr>
+          <w:ilvl w:val="0"/>
+          <w:numId w:val="1033"/>
+        </w:numPr>
+      </w:pPr>
+      <w:r>
+        <w:t xml:space="preserve">Tenant runs full loop solo for 24-48h before public launch</w:t>
+      </w:r>
+    </w:p>
+    <w:p>
+      <w:pPr>
+        <w:pStyle w:val="Compact"/>
+        <w:numPr>
+          <w:ilvl w:val="0"/>
+          <w:numId w:val="1034"/>
+        </w:numPr>
+      </w:pPr>
+      <w:r>
+        <w:t xml:space="preserve">Kade on standby for launch-day support</w:t>
       </w:r>
     </w:p>
     <w:p>
@@ -2240,13 +3038,13 @@
       </w:r>
     </w:p>
     <w:bookmarkEnd w:id="21"/>
-    <w:bookmarkStart w:id="22" w:name="Xa266babccfa3ceeb0a79fbe021fa018f0fc0a31"/>
+    <w:bookmarkStart w:id="22" w:name="rollback-if-something-breaks"/>
     <w:p>
       <w:pPr>
         <w:pStyle w:val="Heading2"/>
       </w:pPr>
       <w:r>
-        <w:t xml:space="preserve">What we’re learning from Melisa (pilot zero)</w:t>
+        <w:t xml:space="preserve">Rollback if something breaks</w:t>
       </w:r>
     </w:p>
     <w:p>
@@ -2254,86 +3052,128 @@
         <w:pStyle w:val="FirstParagraph"/>
       </w:pPr>
       <w:r>
-        <w:t xml:space="preserve">The pilot’s real deliverable is a</w:t>
-      </w:r>
-      <w:r>
-        <w:t xml:space="preserve"> </w:t>
-      </w:r>
-      <w:r>
-        <w:rPr>
-          <w:b/>
-          <w:bCs/>
-        </w:rPr>
-        <w:t xml:space="preserve">tightened v2 of this checklist for partners #2-#10.</w:t>
-      </w:r>
-      <w:r>
-        <w:t xml:space="preserve"> </w:t>
-      </w:r>
-      <w:r>
-        <w:t xml:space="preserve">Track:</w:t>
-      </w:r>
-    </w:p>
-    <w:p>
-      <w:pPr>
-        <w:pStyle w:val="Compact"/>
-        <w:numPr>
-          <w:ilvl w:val="0"/>
-          <w:numId w:val="1036"/>
-        </w:numPr>
-      </w:pPr>
-      <w:r>
-        <w:t xml:space="preserve">Which manual steps hurt most? (Prime candidates for automation)</w:t>
-      </w:r>
-    </w:p>
-    <w:p>
-      <w:pPr>
-        <w:pStyle w:val="Compact"/>
-        <w:numPr>
-          <w:ilvl w:val="0"/>
-          <w:numId w:val="1036"/>
-        </w:numPr>
-      </w:pPr>
-      <w:r>
-        <w:t xml:space="preserve">Which fields on</w:t>
-      </w:r>
-      <w:r>
-        <w:t xml:space="preserve"> </w:t>
-      </w:r>
-      <w:r>
-        <w:rPr>
-          <w:rStyle w:val="VerbatimChar"/>
-        </w:rPr>
-        <w:t xml:space="preserve">/dashboard/settings/tenant</w:t>
-      </w:r>
-      <w:r>
-        <w:t xml:space="preserve"> </w:t>
-      </w:r>
-      <w:r>
-        <w:t xml:space="preserve">should have better defaults?</w:t>
-      </w:r>
-    </w:p>
-    <w:p>
-      <w:pPr>
-        <w:pStyle w:val="Compact"/>
-        <w:numPr>
-          <w:ilvl w:val="0"/>
-          <w:numId w:val="1036"/>
-        </w:numPr>
-      </w:pPr>
-      <w:r>
-        <w:t xml:space="preserve">What did tenant find confusing about the flow?</w:t>
-      </w:r>
-    </w:p>
-    <w:p>
-      <w:pPr>
-        <w:pStyle w:val="Compact"/>
-        <w:numPr>
-          <w:ilvl w:val="0"/>
-          <w:numId w:val="1036"/>
-        </w:numPr>
-      </w:pPr>
-      <w:r>
-        <w:t xml:space="preserve">What did their clients notice as broken/wrong first?</w:t>
+        <w:t xml:space="preserve">Any point during onboarding:</w:t>
+      </w:r>
+    </w:p>
+    <w:p>
+      <w:pPr>
+        <w:pStyle w:val="Compact"/>
+        <w:numPr>
+          <w:ilvl w:val="0"/>
+          <w:numId w:val="1035"/>
+        </w:numPr>
+      </w:pPr>
+      <w:r>
+        <w:rPr>
+          <w:b/>
+          <w:bCs/>
+        </w:rPr>
+        <w:t xml:space="preserve">Feature flag off:</w:t>
+      </w:r>
+      <w:r>
+        <w:t xml:space="preserve"> </w:t>
+      </w:r>
+      <w:r>
+        <w:t xml:space="preserve">set</w:t>
+      </w:r>
+      <w:r>
+        <w:t xml:space="preserve"> </w:t>
+      </w:r>
+      <w:r>
+        <w:rPr>
+          <w:rStyle w:val="VerbatimChar"/>
+        </w:rPr>
+        <w:t xml:space="preserve">NEXT_PUBLIC_TENANT_DB_ENABLED=false</w:t>
+      </w:r>
+      <w:r>
+        <w:t xml:space="preserve"> </w:t>
+      </w:r>
+      <w:r>
+        <w:t xml:space="preserve">on Vercel → immediately reverts to in-code BR config for that deployment</w:t>
+      </w:r>
+    </w:p>
+    <w:p>
+      <w:pPr>
+        <w:pStyle w:val="Compact"/>
+        <w:numPr>
+          <w:ilvl w:val="0"/>
+          <w:numId w:val="1035"/>
+        </w:numPr>
+      </w:pPr>
+      <w:r>
+        <w:rPr>
+          <w:b/>
+          <w:bCs/>
+        </w:rPr>
+        <w:t xml:space="preserve">Domain redirect:</w:t>
+      </w:r>
+      <w:r>
+        <w:t xml:space="preserve"> </w:t>
+      </w:r>
+      <w:r>
+        <w:t xml:space="preserve">point their domain at a</w:t>
+      </w:r>
+      <w:r>
+        <w:t xml:space="preserve"> </w:t>
+      </w:r>
+      <w:r>
+        <w:t xml:space="preserve">“coming soon”</w:t>
+      </w:r>
+      <w:r>
+        <w:t xml:space="preserve"> </w:t>
+      </w:r>
+      <w:r>
+        <w:t xml:space="preserve">holding page</w:t>
+      </w:r>
+    </w:p>
+    <w:p>
+      <w:pPr>
+        <w:pStyle w:val="Compact"/>
+        <w:numPr>
+          <w:ilvl w:val="0"/>
+          <w:numId w:val="1035"/>
+        </w:numPr>
+      </w:pPr>
+      <w:r>
+        <w:rPr>
+          <w:b/>
+          <w:bCs/>
+        </w:rPr>
+        <w:t xml:space="preserve">Delete tenant row:</w:t>
+      </w:r>
+      <w:r>
+        <w:t xml:space="preserve"> </w:t>
+      </w:r>
+      <w:r>
+        <w:rPr>
+          <w:rStyle w:val="VerbatimChar"/>
+        </w:rPr>
+        <w:t xml:space="preserve">DELETE FROM tenant_config WHERE coach_id = 'THEIR_UUID';</w:t>
+      </w:r>
+      <w:r>
+        <w:t xml:space="preserve"> </w:t>
+      </w:r>
+      <w:r>
+        <w:t xml:space="preserve">— safe, cache auto-invalidates</w:t>
+      </w:r>
+    </w:p>
+    <w:p>
+      <w:pPr>
+        <w:pStyle w:val="Compact"/>
+        <w:numPr>
+          <w:ilvl w:val="0"/>
+          <w:numId w:val="1035"/>
+        </w:numPr>
+      </w:pPr>
+      <w:r>
+        <w:rPr>
+          <w:b/>
+          <w:bCs/>
+        </w:rPr>
+        <w:t xml:space="preserve">Refund test transactions</w:t>
+      </w:r>
+      <w:r>
+        <w:t xml:space="preserve">: from their Stripe (their money, their action)</w:t>
       </w:r>
     </w:p>
     <w:p>
@@ -2341,7 +3181,7 @@
         <w:pStyle w:val="FirstParagraph"/>
       </w:pPr>
       <w:r>
-        <w:t xml:space="preserve">After Melisa live + stable 30 days → update this checklist → decide GO/NO-GO on partner #2.</w:t>
+        <w:t xml:space="preserve">Zero data loss risk because tenant_config is isolated from client data (which is coach_id-scoped via RLS separately).</w:t>
       </w:r>
     </w:p>
     <w:p>
@@ -2352,12 +3192,124 @@
       </w:r>
     </w:p>
     <w:bookmarkEnd w:id="22"/>
-    <w:bookmarkStart w:id="23" w:name="verification-tools"/>
+    <w:bookmarkStart w:id="23" w:name="Xa266babccfa3ceeb0a79fbe021fa018f0fc0a31"/>
     <w:p>
       <w:pPr>
         <w:pStyle w:val="Heading2"/>
       </w:pPr>
       <w:r>
+        <w:t xml:space="preserve">What we’re learning from Melisa (pilot zero)</w:t>
+      </w:r>
+    </w:p>
+    <w:p>
+      <w:pPr>
+        <w:pStyle w:val="FirstParagraph"/>
+      </w:pPr>
+      <w:r>
+        <w:t xml:space="preserve">The pilot’s real deliverable is a</w:t>
+      </w:r>
+      <w:r>
+        <w:t xml:space="preserve"> </w:t>
+      </w:r>
+      <w:r>
+        <w:rPr>
+          <w:b/>
+          <w:bCs/>
+        </w:rPr>
+        <w:t xml:space="preserve">tightened v2 of this checklist for partners #2-#10.</w:t>
+      </w:r>
+      <w:r>
+        <w:t xml:space="preserve"> </w:t>
+      </w:r>
+      <w:r>
+        <w:t xml:space="preserve">Track:</w:t>
+      </w:r>
+    </w:p>
+    <w:p>
+      <w:pPr>
+        <w:pStyle w:val="Compact"/>
+        <w:numPr>
+          <w:ilvl w:val="0"/>
+          <w:numId w:val="1036"/>
+        </w:numPr>
+      </w:pPr>
+      <w:r>
+        <w:t xml:space="preserve">Which manual steps hurt most? (Prime candidates for automation)</w:t>
+      </w:r>
+    </w:p>
+    <w:p>
+      <w:pPr>
+        <w:pStyle w:val="Compact"/>
+        <w:numPr>
+          <w:ilvl w:val="0"/>
+          <w:numId w:val="1036"/>
+        </w:numPr>
+      </w:pPr>
+      <w:r>
+        <w:t xml:space="preserve">Which fields on</w:t>
+      </w:r>
+      <w:r>
+        <w:t xml:space="preserve"> </w:t>
+      </w:r>
+      <w:r>
+        <w:rPr>
+          <w:rStyle w:val="VerbatimChar"/>
+        </w:rPr>
+        <w:t xml:space="preserve">/dashboard/settings/tenant</w:t>
+      </w:r>
+      <w:r>
+        <w:t xml:space="preserve"> </w:t>
+      </w:r>
+      <w:r>
+        <w:t xml:space="preserve">should have better defaults?</w:t>
+      </w:r>
+    </w:p>
+    <w:p>
+      <w:pPr>
+        <w:pStyle w:val="Compact"/>
+        <w:numPr>
+          <w:ilvl w:val="0"/>
+          <w:numId w:val="1036"/>
+        </w:numPr>
+      </w:pPr>
+      <w:r>
+        <w:t xml:space="preserve">What did tenant find confusing about the flow?</w:t>
+      </w:r>
+    </w:p>
+    <w:p>
+      <w:pPr>
+        <w:pStyle w:val="Compact"/>
+        <w:numPr>
+          <w:ilvl w:val="0"/>
+          <w:numId w:val="1036"/>
+        </w:numPr>
+      </w:pPr>
+      <w:r>
+        <w:t xml:space="preserve">What did their clients notice as broken/wrong first?</w:t>
+      </w:r>
+    </w:p>
+    <w:p>
+      <w:pPr>
+        <w:pStyle w:val="FirstParagraph"/>
+      </w:pPr>
+      <w:r>
+        <w:t xml:space="preserve">After Melisa live + stable 30 days → update this checklist → decide GO/NO-GO on partner #2.</w:t>
+      </w:r>
+    </w:p>
+    <w:p>
+      <w:r>
+        <w:pict>
+          <v:rect style="width:0;height:1.5pt" o:hralign="center" o:hrstd="t" o:hr="t"/>
+        </w:pict>
+      </w:r>
+    </w:p>
+    <w:bookmarkEnd w:id="23"/>
+    <w:bookmarkStart w:id="24" w:name="verification-tools"/>
+    <w:p>
+      <w:pPr>
+        <w:pStyle w:val="Heading2"/>
+      </w:pPr>
+      <w:r>
         <w:t xml:space="preserve">Verification tools</w:t>
       </w:r>
     </w:p>
@@ -2428,8 +3380,8 @@
         <w:t xml:space="preserve">Run before any Phase 2 deployment as a sanity check.</w:t>
       </w:r>
     </w:p>
-    <w:bookmarkEnd w:id="23"/>
-    <w:bookmarkStart w:id="26" w:name="related"/>
+    <w:bookmarkEnd w:id="24"/>
+    <w:bookmarkStart w:id="27" w:name="related"/>
     <w:p>
       <w:pPr>
         <w:pStyle w:val="Heading2"/>
@@ -2469,7 +3421,7 @@
           <w:numId w:val="1038"/>
         </w:numPr>
       </w:pPr>
-      <w:hyperlink r:id="rId24">
+      <w:hyperlink r:id="rId25">
         <w:r>
           <w:rPr>
             <w:rStyle w:val="Hyperlink"/>
@@ -2492,7 +3444,7 @@
           <w:numId w:val="1038"/>
         </w:numPr>
       </w:pPr>
-      <w:hyperlink r:id="rId25">
+      <w:hyperlink r:id="rId26">
         <w:r>
           <w:rPr>
             <w:rStyle w:val="Hyperlink"/>
@@ -2540,8 +3492,8 @@
         <w:t xml:space="preserve">project_sot_white_label_licensing_model</w:t>
       </w:r>
     </w:p>
-    <w:bookmarkEnd w:id="26"/>
     <w:bookmarkEnd w:id="27"/>
+    <w:bookmarkEnd w:id="28"/>
     <w:sectPr>
       <w:footnotePr>
         <w:numRestart w:val="eachSect"/>

--- a/public/docs/saas-buildout/founding-ten/onboarding/PHASE_2_TENANT_DEPLOYMENT_CHECKLIST.docx
+++ b/public/docs/saas-buildout/founding-ten/onboarding/PHASE_2_TENANT_DEPLOYMENT_CHECKLIST.docx
@@ -1146,7 +1146,7 @@
         <w:t xml:space="preserve"> </w:t>
       </w:r>
       <w:r>
-        <w:t xml:space="preserve">in .md + .docx + SOT-branded .pdf. Awaiting legal review. Manifest step flipped to</w:t>
+        <w:t xml:space="preserve">in .md + .docx + Collective-branded .pdf. Awaiting legal review. Manifest step flipped to</w:t>
       </w:r>
       <w:r>
         <w:t xml:space="preserve"> </w:t>
